--- a/documentation/documentation.docx
+++ b/documentation/documentation.docx
@@ -3,22 +3,157 @@
 <w:document xmlns:wpc="http://schemas.microsoft.com/office/word/2010/wordprocessingCanvas" xmlns:cx="http://schemas.microsoft.com/office/drawing/2014/chartex" xmlns:cx1="http://schemas.microsoft.com/office/drawing/2015/9/8/chartex" xmlns:cx2="http://schemas.microsoft.com/office/drawing/2015/10/21/chartex" xmlns:cx3="http://schemas.microsoft.com/office/drawing/2016/5/9/chartex" xmlns:cx4="http://schemas.microsoft.com/office/drawing/2016/5/10/chartex" xmlns:cx5="http://schemas.microsoft.com/office/drawing/2016/5/11/chartex" xmlns:cx6="http://schemas.microsoft.com/office/drawing/2016/5/12/chartex" xmlns:cx7="http://schemas.microsoft.com/office/drawing/2016/5/13/chartex" xmlns:cx8="http://schemas.microsoft.com/office/drawing/2016/5/14/chartex" xmlns:mc="http://schemas.openxmlformats.org/markup-compatibility/2006" xmlns:aink="http://schemas.microsoft.com/office/drawing/2016/ink" xmlns:am3d="http://schemas.microsoft.com/office/drawing/2017/model3d" xmlns:o="urn:schemas-microsoft-com:office:office" xmlns:oel="http://schemas.microsoft.com/office/2019/extlst" xmlns:r="http://schemas.openxmlformats.org/officeDocument/2006/relationships" xmlns:m="http://schemas.openxmlformats.org/officeDocument/2006/math" xmlns:v="urn:schemas-microsoft-com:vml" xmlns:wp14="http://schemas.microsoft.com/office/word/2010/wordprocessingDrawing" xmlns:wp="http://schemas.openxmlformats.org/drawingml/2006/wordprocessingDrawing" xmlns:w10="urn:schemas-microsoft-com:office:word" xmlns:w="http://schemas.openxmlformats.org/wordprocessingml/2006/main" xmlns:w14="http://schemas.microsoft.com/office/word/2010/wordml" xmlns:w15="http://schemas.microsoft.com/office/word/2012/wordml" xmlns:w16cex="http://schemas.microsoft.com/office/word/2018/wordml/cex" xmlns:w16cid="http://schemas.microsoft.com/office/word/2016/wordml/cid" xmlns:w16="http://schemas.microsoft.com/office/word/2018/wordml" xmlns:w16du="http://schemas.microsoft.com/office/word/2023/wordml/word16du" xmlns:w16sdtdh="http://schemas.microsoft.com/office/word/2020/wordml/sdtdatahash" xmlns:w16sdtfl="http://schemas.microsoft.com/office/word/2024/wordml/sdtformatlock" xmlns:w16se="http://schemas.microsoft.com/office/word/2015/wordml/symex" xmlns:wpg="http://schemas.microsoft.com/office/word/2010/wordprocessingGroup" xmlns:wpi="http://schemas.microsoft.com/office/word/2010/wordprocessingInk" xmlns:wne="http://schemas.microsoft.com/office/word/2006/wordml" xmlns:wps="http://schemas.microsoft.com/office/word/2010/wordprocessingShape" mc:Ignorable="w14 w15 w16se w16cid w16 w16cex w16sdtdh w16sdtfl w16du wp14">
   <w:body>
     <w:p>
-      <w:r>
-        <w:t>Der Ärzteverbund BisteKrankBleibsteWeg</w:t>
+      <w:pPr>
+        <w:pStyle w:val="berschrift1"/>
+        <w:ind w:left="0"/>
+      </w:pPr>
+      <w:r>
+        <w:t>1 Einleitung</w:t>
       </w:r>
     </w:p>
     <w:p>
-      <w:r>
-        <w:t>SRH Hardwarehandel GmbH &amp; Co. KG</w:t>
+      <w:pPr>
+        <w:pStyle w:val="berschrift2"/>
+        <w:numPr>
+          <w:ilvl w:val="1"/>
+          <w:numId w:val="3"/>
+        </w:numPr>
+      </w:pPr>
+      <w:r>
+        <w:t>Projektbeschreibung</w:t>
+      </w:r>
+    </w:p>
+    <w:p>
+      <w:r>
+        <w:t>Das Projekt findet im Rahmen der Core Module 19 und 20 im Rahmen der Ausbildung a</w:t>
+      </w:r>
+      <w:r>
+        <w:t>m</w:t>
+      </w:r>
+      <w:r>
+        <w:t xml:space="preserve"> Berufsbildungswerk SRH in Neckargemünd statt.</w:t>
+      </w:r>
+    </w:p>
+    <w:p>
+      <w:r>
+        <w:t xml:space="preserve">Der fiktive Ärzteverbund </w:t>
+      </w:r>
+      <w:proofErr w:type="spellStart"/>
+      <w:r>
+        <w:t>BisteKrankBleibsteWeg</w:t>
+      </w:r>
+      <w:proofErr w:type="spellEnd"/>
+      <w:r>
+        <w:t xml:space="preserve"> beauftragt die fiktive Firma SRH Hardwarehandel GmbH &amp; Co. </w:t>
+      </w:r>
+      <w:proofErr w:type="gramStart"/>
+      <w:r>
+        <w:t>KG</w:t>
+      </w:r>
+      <w:proofErr w:type="gramEnd"/>
+      <w:r>
+        <w:t xml:space="preserve"> um ein Terminverwaltungssystem zu entwickeln.</w:t>
+      </w:r>
+    </w:p>
+    <w:p>
+      <w:r>
+        <w:t>Die Projektgruppe</w:t>
+      </w:r>
+      <w:r>
+        <w:t xml:space="preserve"> </w:t>
+      </w:r>
+    </w:p>
+    <w:p/>
+    <w:p>
+      <w:pPr>
+        <w:pStyle w:val="berschrift2"/>
+        <w:ind w:left="0"/>
+      </w:pPr>
+      <w:r>
+        <w:t>1.4 Projektbegründung</w:t>
+      </w:r>
+    </w:p>
+    <w:p>
+      <w:r>
+        <w:t xml:space="preserve">Die </w:t>
+      </w:r>
+      <w:r>
+        <w:t>Terminverwaltung der Ärzte fand auf dem Papier statt, dies führte zu Inkonsistenzen und starken Ressourcen verbrauch. Um diesen entgegenzuwirken wurde dieses Projekt realisiert.</w:t>
+      </w:r>
+    </w:p>
+    <w:p>
+      <w:pPr>
+        <w:pStyle w:val="berschrift2"/>
+        <w:ind w:left="0"/>
+      </w:pPr>
+      <w:r>
+        <w:t>1.5 Projektschnittstellen</w:t>
+      </w:r>
+    </w:p>
+    <w:p>
+      <w:r>
+        <w:t xml:space="preserve">Die Clients wurden in C# mit </w:t>
+      </w:r>
+      <w:proofErr w:type="spellStart"/>
+      <w:r>
+        <w:t>Avalonia</w:t>
+      </w:r>
+      <w:proofErr w:type="spellEnd"/>
+      <w:r>
+        <w:t xml:space="preserve"> im .Net Framework realisiert. Für die Datenbank wurde eine </w:t>
+      </w:r>
+      <w:proofErr w:type="spellStart"/>
+      <w:r>
+        <w:t>Mysql</w:t>
+      </w:r>
+      <w:proofErr w:type="spellEnd"/>
+      <w:r>
+        <w:t xml:space="preserve"> Datenbank über Docker eingerichtet.</w:t>
+      </w:r>
+    </w:p>
+    <w:p>
+      <w:pPr>
+        <w:pStyle w:val="berschrift2"/>
+        <w:ind w:left="0"/>
+      </w:pPr>
+      <w:r>
+        <w:t>1.6 Projektabgrenzung</w:t>
+      </w:r>
+    </w:p>
+    <w:p/>
+    <w:p>
+      <w:pPr>
+        <w:pStyle w:val="berschrift1"/>
+        <w:ind w:left="0"/>
+      </w:pPr>
+      <w:r>
+        <w:t>3 Analysephase</w:t>
+      </w:r>
+    </w:p>
+    <w:p>
+      <w:pPr>
+        <w:pStyle w:val="berschrift2"/>
+        <w:ind w:left="0"/>
+      </w:pPr>
+      <w:r>
+        <w:t>3.1 Ist-Analyse</w:t>
+      </w:r>
+    </w:p>
+    <w:p>
+      <w:r>
+        <w:t>Die Termine wurden bis zum aktuellen Zeitpunkt Manuell auf Papier erfasst.</w:t>
+      </w:r>
+      <w:r>
+        <w:br/>
+        <w:t>Dies sorgte für eine hohe arbeitslast und führte zu Inkonsistenzen.</w:t>
+      </w:r>
+      <w:r>
+        <w:t xml:space="preserve">  </w:t>
       </w:r>
     </w:p>
     <w:sectPr>
-      <w:headerReference w:type="even" r:id="rId6"/>
       <w:headerReference w:type="default" r:id="rId7"/>
-      <w:footerReference w:type="even" r:id="rId8"/>
-      <w:footerReference w:type="default" r:id="rId9"/>
-      <w:headerReference w:type="first" r:id="rId10"/>
-      <w:footerReference w:type="first" r:id="rId11"/>
+      <w:footerReference w:type="default" r:id="rId8"/>
       <w:pgSz w:w="11906" w:h="16838"/>
       <w:pgMar w:top="1417" w:right="1417" w:bottom="1134" w:left="1417" w:header="708" w:footer="708" w:gutter="0"/>
       <w:cols w:space="708"/>
@@ -59,29 +194,14 @@
     <w:pPr>
       <w:pStyle w:val="Fuzeile"/>
     </w:pPr>
-  </w:p>
-</w:ftr>
-</file>
-
-<file path=word/footer2.xml><?xml version="1.0" encoding="utf-8"?>
-<w:ftr xmlns:wpc="http://schemas.microsoft.com/office/word/2010/wordprocessingCanvas" xmlns:cx="http://schemas.microsoft.com/office/drawing/2014/chartex" xmlns:cx1="http://schemas.microsoft.com/office/drawing/2015/9/8/chartex" xmlns:cx2="http://schemas.microsoft.com/office/drawing/2015/10/21/chartex" xmlns:cx3="http://schemas.microsoft.com/office/drawing/2016/5/9/chartex" xmlns:cx4="http://schemas.microsoft.com/office/drawing/2016/5/10/chartex" xmlns:cx5="http://schemas.microsoft.com/office/drawing/2016/5/11/chartex" xmlns:cx6="http://schemas.microsoft.com/office/drawing/2016/5/12/chartex" xmlns:cx7="http://schemas.microsoft.com/office/drawing/2016/5/13/chartex" xmlns:cx8="http://schemas.microsoft.com/office/drawing/2016/5/14/chartex" xmlns:mc="http://schemas.openxmlformats.org/markup-compatibility/2006" xmlns:aink="http://schemas.microsoft.com/office/drawing/2016/ink" xmlns:am3d="http://schemas.microsoft.com/office/drawing/2017/model3d" xmlns:o="urn:schemas-microsoft-com:office:office" xmlns:oel="http://schemas.microsoft.com/office/2019/extlst" xmlns:r="http://schemas.openxmlformats.org/officeDocument/2006/relationships" xmlns:m="http://schemas.openxmlformats.org/officeDocument/2006/math" xmlns:v="urn:schemas-microsoft-com:vml" xmlns:wp14="http://schemas.microsoft.com/office/word/2010/wordprocessingDrawing" xmlns:wp="http://schemas.openxmlformats.org/drawingml/2006/wordprocessingDrawing" xmlns:w10="urn:schemas-microsoft-com:office:word" xmlns:w="http://schemas.openxmlformats.org/wordprocessingml/2006/main" xmlns:w14="http://schemas.microsoft.com/office/word/2010/wordml" xmlns:w15="http://schemas.microsoft.com/office/word/2012/wordml" xmlns:w16cex="http://schemas.microsoft.com/office/word/2018/wordml/cex" xmlns:w16cid="http://schemas.microsoft.com/office/word/2016/wordml/cid" xmlns:w16="http://schemas.microsoft.com/office/word/2018/wordml" xmlns:w16du="http://schemas.microsoft.com/office/word/2023/wordml/word16du" xmlns:w16sdtdh="http://schemas.microsoft.com/office/word/2020/wordml/sdtdatahash" xmlns:w16sdtfl="http://schemas.microsoft.com/office/word/2024/wordml/sdtformatlock" xmlns:w16se="http://schemas.microsoft.com/office/word/2015/wordml/symex" xmlns:wpg="http://schemas.microsoft.com/office/word/2010/wordprocessingGroup" xmlns:wpi="http://schemas.microsoft.com/office/word/2010/wordprocessingInk" xmlns:wne="http://schemas.microsoft.com/office/word/2006/wordml" xmlns:wps="http://schemas.microsoft.com/office/word/2010/wordprocessingShape" mc:Ignorable="w14 w15 w16se w16cid w16 w16cex w16sdtdh w16sdtfl w16du wp14">
-  <w:p>
-    <w:pPr>
-      <w:pStyle w:val="Fuzeile"/>
-    </w:pPr>
+    <w:proofErr w:type="spellStart"/>
     <w:r>
-      <w:t>Bruger, Focken, Spier</w:t>
+      <w:t>Bruger</w:t>
     </w:r>
-  </w:p>
-</w:ftr>
-</file>
-
-<file path=word/footer3.xml><?xml version="1.0" encoding="utf-8"?>
-<w:ftr xmlns:wpc="http://schemas.microsoft.com/office/word/2010/wordprocessingCanvas" xmlns:cx="http://schemas.microsoft.com/office/drawing/2014/chartex" xmlns:cx1="http://schemas.microsoft.com/office/drawing/2015/9/8/chartex" xmlns:cx2="http://schemas.microsoft.com/office/drawing/2015/10/21/chartex" xmlns:cx3="http://schemas.microsoft.com/office/drawing/2016/5/9/chartex" xmlns:cx4="http://schemas.microsoft.com/office/drawing/2016/5/10/chartex" xmlns:cx5="http://schemas.microsoft.com/office/drawing/2016/5/11/chartex" xmlns:cx6="http://schemas.microsoft.com/office/drawing/2016/5/12/chartex" xmlns:cx7="http://schemas.microsoft.com/office/drawing/2016/5/13/chartex" xmlns:cx8="http://schemas.microsoft.com/office/drawing/2016/5/14/chartex" xmlns:mc="http://schemas.openxmlformats.org/markup-compatibility/2006" xmlns:aink="http://schemas.microsoft.com/office/drawing/2016/ink" xmlns:am3d="http://schemas.microsoft.com/office/drawing/2017/model3d" xmlns:o="urn:schemas-microsoft-com:office:office" xmlns:oel="http://schemas.microsoft.com/office/2019/extlst" xmlns:r="http://schemas.openxmlformats.org/officeDocument/2006/relationships" xmlns:m="http://schemas.openxmlformats.org/officeDocument/2006/math" xmlns:v="urn:schemas-microsoft-com:vml" xmlns:wp14="http://schemas.microsoft.com/office/word/2010/wordprocessingDrawing" xmlns:wp="http://schemas.openxmlformats.org/drawingml/2006/wordprocessingDrawing" xmlns:w10="urn:schemas-microsoft-com:office:word" xmlns:w="http://schemas.openxmlformats.org/wordprocessingml/2006/main" xmlns:w14="http://schemas.microsoft.com/office/word/2010/wordml" xmlns:w15="http://schemas.microsoft.com/office/word/2012/wordml" xmlns:w16cex="http://schemas.microsoft.com/office/word/2018/wordml/cex" xmlns:w16cid="http://schemas.microsoft.com/office/word/2016/wordml/cid" xmlns:w16="http://schemas.microsoft.com/office/word/2018/wordml" xmlns:w16du="http://schemas.microsoft.com/office/word/2023/wordml/word16du" xmlns:w16sdtdh="http://schemas.microsoft.com/office/word/2020/wordml/sdtdatahash" xmlns:w16sdtfl="http://schemas.microsoft.com/office/word/2024/wordml/sdtformatlock" xmlns:w16se="http://schemas.microsoft.com/office/word/2015/wordml/symex" xmlns:wpg="http://schemas.microsoft.com/office/word/2010/wordprocessingGroup" xmlns:wpi="http://schemas.microsoft.com/office/word/2010/wordprocessingInk" xmlns:wne="http://schemas.microsoft.com/office/word/2006/wordml" xmlns:wps="http://schemas.microsoft.com/office/word/2010/wordprocessingShape" mc:Ignorable="w14 w15 w16se w16cid w16 w16cex w16sdtdh w16sdtfl w16du wp14">
-  <w:p>
-    <w:pPr>
-      <w:pStyle w:val="Fuzeile"/>
-    </w:pPr>
+    <w:proofErr w:type="spellEnd"/>
+    <w:r>
+      <w:t>, Focken, Spier</w:t>
+    </w:r>
   </w:p>
 </w:ftr>
 </file>
@@ -112,16 +232,6 @@
 </file>
 
 <file path=word/header1.xml><?xml version="1.0" encoding="utf-8"?>
-<w:hdr xmlns:wpc="http://schemas.microsoft.com/office/word/2010/wordprocessingCanvas" xmlns:cx="http://schemas.microsoft.com/office/drawing/2014/chartex" xmlns:cx1="http://schemas.microsoft.com/office/drawing/2015/9/8/chartex" xmlns:cx2="http://schemas.microsoft.com/office/drawing/2015/10/21/chartex" xmlns:cx3="http://schemas.microsoft.com/office/drawing/2016/5/9/chartex" xmlns:cx4="http://schemas.microsoft.com/office/drawing/2016/5/10/chartex" xmlns:cx5="http://schemas.microsoft.com/office/drawing/2016/5/11/chartex" xmlns:cx6="http://schemas.microsoft.com/office/drawing/2016/5/12/chartex" xmlns:cx7="http://schemas.microsoft.com/office/drawing/2016/5/13/chartex" xmlns:cx8="http://schemas.microsoft.com/office/drawing/2016/5/14/chartex" xmlns:mc="http://schemas.openxmlformats.org/markup-compatibility/2006" xmlns:aink="http://schemas.microsoft.com/office/drawing/2016/ink" xmlns:am3d="http://schemas.microsoft.com/office/drawing/2017/model3d" xmlns:o="urn:schemas-microsoft-com:office:office" xmlns:oel="http://schemas.microsoft.com/office/2019/extlst" xmlns:r="http://schemas.openxmlformats.org/officeDocument/2006/relationships" xmlns:m="http://schemas.openxmlformats.org/officeDocument/2006/math" xmlns:v="urn:schemas-microsoft-com:vml" xmlns:wp14="http://schemas.microsoft.com/office/word/2010/wordprocessingDrawing" xmlns:wp="http://schemas.openxmlformats.org/drawingml/2006/wordprocessingDrawing" xmlns:w10="urn:schemas-microsoft-com:office:word" xmlns:w="http://schemas.openxmlformats.org/wordprocessingml/2006/main" xmlns:w14="http://schemas.microsoft.com/office/word/2010/wordml" xmlns:w15="http://schemas.microsoft.com/office/word/2012/wordml" xmlns:w16cex="http://schemas.microsoft.com/office/word/2018/wordml/cex" xmlns:w16cid="http://schemas.microsoft.com/office/word/2016/wordml/cid" xmlns:w16="http://schemas.microsoft.com/office/word/2018/wordml" xmlns:w16du="http://schemas.microsoft.com/office/word/2023/wordml/word16du" xmlns:w16sdtdh="http://schemas.microsoft.com/office/word/2020/wordml/sdtdatahash" xmlns:w16sdtfl="http://schemas.microsoft.com/office/word/2024/wordml/sdtformatlock" xmlns:w16se="http://schemas.microsoft.com/office/word/2015/wordml/symex" xmlns:wpg="http://schemas.microsoft.com/office/word/2010/wordprocessingGroup" xmlns:wpi="http://schemas.microsoft.com/office/word/2010/wordprocessingInk" xmlns:wne="http://schemas.microsoft.com/office/word/2006/wordml" xmlns:wps="http://schemas.microsoft.com/office/word/2010/wordprocessingShape" mc:Ignorable="w14 w15 w16se w16cid w16 w16cex w16sdtdh w16sdtfl w16du wp14">
-  <w:p>
-    <w:pPr>
-      <w:pStyle w:val="Kopfzeile"/>
-    </w:pPr>
-  </w:p>
-</w:hdr>
-</file>
-
-<file path=word/header2.xml><?xml version="1.0" encoding="utf-8"?>
 <w:hdr xmlns:wpc="http://schemas.microsoft.com/office/word/2010/wordprocessingCanvas" xmlns:cx="http://schemas.microsoft.com/office/drawing/2014/chartex" xmlns:cx1="http://schemas.microsoft.com/office/drawing/2015/9/8/chartex" xmlns:cx2="http://schemas.microsoft.com/office/drawing/2015/10/21/chartex" xmlns:cx3="http://schemas.microsoft.com/office/drawing/2016/5/9/chartex" xmlns:cx4="http://schemas.microsoft.com/office/drawing/2016/5/10/chartex" xmlns:cx5="http://schemas.microsoft.com/office/drawing/2016/5/11/chartex" xmlns:cx6="http://schemas.microsoft.com/office/drawing/2016/5/12/chartex" xmlns:cx7="http://schemas.microsoft.com/office/drawing/2016/5/13/chartex" xmlns:cx8="http://schemas.microsoft.com/office/drawing/2016/5/14/chartex" xmlns:mc="http://schemas.openxmlformats.org/markup-compatibility/2006" xmlns:aink="http://schemas.microsoft.com/office/drawing/2016/ink" xmlns:am3d="http://schemas.microsoft.com/office/drawing/2017/model3d" xmlns:o="urn:schemas-microsoft-com:office:office" xmlns:oel="http://schemas.microsoft.com/office/2019/extlst" xmlns:r="http://schemas.openxmlformats.org/officeDocument/2006/relationships" xmlns:m="http://schemas.openxmlformats.org/officeDocument/2006/math" xmlns:v="urn:schemas-microsoft-com:vml" xmlns:wp14="http://schemas.microsoft.com/office/word/2010/wordprocessingDrawing" xmlns:wp="http://schemas.openxmlformats.org/drawingml/2006/wordprocessingDrawing" xmlns:w10="urn:schemas-microsoft-com:office:word" xmlns:w="http://schemas.openxmlformats.org/wordprocessingml/2006/main" xmlns:w14="http://schemas.microsoft.com/office/word/2010/wordml" xmlns:w15="http://schemas.microsoft.com/office/word/2012/wordml" xmlns:w16cex="http://schemas.microsoft.com/office/word/2018/wordml/cex" xmlns:w16cid="http://schemas.microsoft.com/office/word/2016/wordml/cid" xmlns:w16="http://schemas.microsoft.com/office/word/2018/wordml" xmlns:w16du="http://schemas.microsoft.com/office/word/2023/wordml/word16du" xmlns:w16sdtdh="http://schemas.microsoft.com/office/word/2020/wordml/sdtdatahash" xmlns:w16sdtfl="http://schemas.microsoft.com/office/word/2024/wordml/sdtformatlock" xmlns:w16se="http://schemas.microsoft.com/office/word/2015/wordml/symex" xmlns:wpg="http://schemas.microsoft.com/office/word/2010/wordprocessingGroup" xmlns:wpi="http://schemas.microsoft.com/office/word/2010/wordprocessingInk" xmlns:wne="http://schemas.microsoft.com/office/word/2006/wordml" xmlns:wps="http://schemas.microsoft.com/office/word/2010/wordprocessingShape" mc:Ignorable="w14 w15 w16se w16cid w16 w16cex w16sdtdh w16sdtfl w16du wp14">
   <w:p>
     <w:pPr>
@@ -134,14 +244,309 @@
 </w:hdr>
 </file>
 
-<file path=word/header3.xml><?xml version="1.0" encoding="utf-8"?>
-<w:hdr xmlns:wpc="http://schemas.microsoft.com/office/word/2010/wordprocessingCanvas" xmlns:cx="http://schemas.microsoft.com/office/drawing/2014/chartex" xmlns:cx1="http://schemas.microsoft.com/office/drawing/2015/9/8/chartex" xmlns:cx2="http://schemas.microsoft.com/office/drawing/2015/10/21/chartex" xmlns:cx3="http://schemas.microsoft.com/office/drawing/2016/5/9/chartex" xmlns:cx4="http://schemas.microsoft.com/office/drawing/2016/5/10/chartex" xmlns:cx5="http://schemas.microsoft.com/office/drawing/2016/5/11/chartex" xmlns:cx6="http://schemas.microsoft.com/office/drawing/2016/5/12/chartex" xmlns:cx7="http://schemas.microsoft.com/office/drawing/2016/5/13/chartex" xmlns:cx8="http://schemas.microsoft.com/office/drawing/2016/5/14/chartex" xmlns:mc="http://schemas.openxmlformats.org/markup-compatibility/2006" xmlns:aink="http://schemas.microsoft.com/office/drawing/2016/ink" xmlns:am3d="http://schemas.microsoft.com/office/drawing/2017/model3d" xmlns:o="urn:schemas-microsoft-com:office:office" xmlns:oel="http://schemas.microsoft.com/office/2019/extlst" xmlns:r="http://schemas.openxmlformats.org/officeDocument/2006/relationships" xmlns:m="http://schemas.openxmlformats.org/officeDocument/2006/math" xmlns:v="urn:schemas-microsoft-com:vml" xmlns:wp14="http://schemas.microsoft.com/office/word/2010/wordprocessingDrawing" xmlns:wp="http://schemas.openxmlformats.org/drawingml/2006/wordprocessingDrawing" xmlns:w10="urn:schemas-microsoft-com:office:word" xmlns:w="http://schemas.openxmlformats.org/wordprocessingml/2006/main" xmlns:w14="http://schemas.microsoft.com/office/word/2010/wordml" xmlns:w15="http://schemas.microsoft.com/office/word/2012/wordml" xmlns:w16cex="http://schemas.microsoft.com/office/word/2018/wordml/cex" xmlns:w16cid="http://schemas.microsoft.com/office/word/2016/wordml/cid" xmlns:w16="http://schemas.microsoft.com/office/word/2018/wordml" xmlns:w16du="http://schemas.microsoft.com/office/word/2023/wordml/word16du" xmlns:w16sdtdh="http://schemas.microsoft.com/office/word/2020/wordml/sdtdatahash" xmlns:w16sdtfl="http://schemas.microsoft.com/office/word/2024/wordml/sdtformatlock" xmlns:w16se="http://schemas.microsoft.com/office/word/2015/wordml/symex" xmlns:wpg="http://schemas.microsoft.com/office/word/2010/wordprocessingGroup" xmlns:wpi="http://schemas.microsoft.com/office/word/2010/wordprocessingInk" xmlns:wne="http://schemas.microsoft.com/office/word/2006/wordml" xmlns:wps="http://schemas.microsoft.com/office/word/2010/wordprocessingShape" mc:Ignorable="w14 w15 w16se w16cid w16 w16cex w16sdtdh w16sdtfl w16du wp14">
-  <w:p>
-    <w:pPr>
-      <w:pStyle w:val="Kopfzeile"/>
-    </w:pPr>
-  </w:p>
-</w:hdr>
+<file path=word/numbering.xml><?xml version="1.0" encoding="utf-8"?>
+<w:numbering xmlns:wpc="http://schemas.microsoft.com/office/word/2010/wordprocessingCanvas" xmlns:cx="http://schemas.microsoft.com/office/drawing/2014/chartex" xmlns:cx1="http://schemas.microsoft.com/office/drawing/2015/9/8/chartex" xmlns:cx2="http://schemas.microsoft.com/office/drawing/2015/10/21/chartex" xmlns:cx3="http://schemas.microsoft.com/office/drawing/2016/5/9/chartex" xmlns:cx4="http://schemas.microsoft.com/office/drawing/2016/5/10/chartex" xmlns:cx5="http://schemas.microsoft.com/office/drawing/2016/5/11/chartex" xmlns:cx6="http://schemas.microsoft.com/office/drawing/2016/5/12/chartex" xmlns:cx7="http://schemas.microsoft.com/office/drawing/2016/5/13/chartex" xmlns:cx8="http://schemas.microsoft.com/office/drawing/2016/5/14/chartex" xmlns:mc="http://schemas.openxmlformats.org/markup-compatibility/2006" xmlns:aink="http://schemas.microsoft.com/office/drawing/2016/ink" xmlns:am3d="http://schemas.microsoft.com/office/drawing/2017/model3d" xmlns:o="urn:schemas-microsoft-com:office:office" xmlns:oel="http://schemas.microsoft.com/office/2019/extlst" xmlns:r="http://schemas.openxmlformats.org/officeDocument/2006/relationships" xmlns:m="http://schemas.openxmlformats.org/officeDocument/2006/math" xmlns:v="urn:schemas-microsoft-com:vml" xmlns:wp14="http://schemas.microsoft.com/office/word/2010/wordprocessingDrawing" xmlns:wp="http://schemas.openxmlformats.org/drawingml/2006/wordprocessingDrawing" xmlns:w10="urn:schemas-microsoft-com:office:word" xmlns:w="http://schemas.openxmlformats.org/wordprocessingml/2006/main" xmlns:w14="http://schemas.microsoft.com/office/word/2010/wordml" xmlns:w15="http://schemas.microsoft.com/office/word/2012/wordml" xmlns:w16cex="http://schemas.microsoft.com/office/word/2018/wordml/cex" xmlns:w16cid="http://schemas.microsoft.com/office/word/2016/wordml/cid" xmlns:w16="http://schemas.microsoft.com/office/word/2018/wordml" xmlns:w16du="http://schemas.microsoft.com/office/word/2023/wordml/word16du" xmlns:w16sdtdh="http://schemas.microsoft.com/office/word/2020/wordml/sdtdatahash" xmlns:w16sdtfl="http://schemas.microsoft.com/office/word/2024/wordml/sdtformatlock" xmlns:w16se="http://schemas.microsoft.com/office/word/2015/wordml/symex" xmlns:wpg="http://schemas.microsoft.com/office/word/2010/wordprocessingGroup" xmlns:wpi="http://schemas.microsoft.com/office/word/2010/wordprocessingInk" xmlns:wne="http://schemas.microsoft.com/office/word/2006/wordml" xmlns:wps="http://schemas.microsoft.com/office/word/2010/wordprocessingShape" mc:Ignorable="w14 w15 w16se w16cid w16 w16cex w16sdtdh w16sdtfl w16du wp14">
+  <w:abstractNum w:abstractNumId="0" w15:restartNumberingAfterBreak="0">
+    <w:nsid w:val="1694511E"/>
+    <w:multiLevelType w:val="hybridMultilevel"/>
+    <w:tmpl w:val="CA00D86A"/>
+    <w:lvl w:ilvl="0" w:tplc="0407000F">
+      <w:start w:val="1"/>
+      <w:numFmt w:val="decimal"/>
+      <w:lvlText w:val="%1."/>
+      <w:lvlJc w:val="left"/>
+      <w:pPr>
+        <w:ind w:left="720" w:hanging="360"/>
+      </w:pPr>
+      <w:rPr>
+        <w:rFonts w:hint="default"/>
+      </w:rPr>
+    </w:lvl>
+    <w:lvl w:ilvl="1" w:tplc="04070019" w:tentative="1">
+      <w:start w:val="1"/>
+      <w:numFmt w:val="lowerLetter"/>
+      <w:lvlText w:val="%2."/>
+      <w:lvlJc w:val="left"/>
+      <w:pPr>
+        <w:ind w:left="1440" w:hanging="360"/>
+      </w:pPr>
+    </w:lvl>
+    <w:lvl w:ilvl="2" w:tplc="0407001B" w:tentative="1">
+      <w:start w:val="1"/>
+      <w:numFmt w:val="lowerRoman"/>
+      <w:lvlText w:val="%3."/>
+      <w:lvlJc w:val="right"/>
+      <w:pPr>
+        <w:ind w:left="2160" w:hanging="180"/>
+      </w:pPr>
+    </w:lvl>
+    <w:lvl w:ilvl="3" w:tplc="0407000F" w:tentative="1">
+      <w:start w:val="1"/>
+      <w:numFmt w:val="decimal"/>
+      <w:lvlText w:val="%4."/>
+      <w:lvlJc w:val="left"/>
+      <w:pPr>
+        <w:ind w:left="2880" w:hanging="360"/>
+      </w:pPr>
+    </w:lvl>
+    <w:lvl w:ilvl="4" w:tplc="04070019" w:tentative="1">
+      <w:start w:val="1"/>
+      <w:numFmt w:val="lowerLetter"/>
+      <w:lvlText w:val="%5."/>
+      <w:lvlJc w:val="left"/>
+      <w:pPr>
+        <w:ind w:left="3600" w:hanging="360"/>
+      </w:pPr>
+    </w:lvl>
+    <w:lvl w:ilvl="5" w:tplc="0407001B" w:tentative="1">
+      <w:start w:val="1"/>
+      <w:numFmt w:val="lowerRoman"/>
+      <w:lvlText w:val="%6."/>
+      <w:lvlJc w:val="right"/>
+      <w:pPr>
+        <w:ind w:left="4320" w:hanging="180"/>
+      </w:pPr>
+    </w:lvl>
+    <w:lvl w:ilvl="6" w:tplc="0407000F" w:tentative="1">
+      <w:start w:val="1"/>
+      <w:numFmt w:val="decimal"/>
+      <w:lvlText w:val="%7."/>
+      <w:lvlJc w:val="left"/>
+      <w:pPr>
+        <w:ind w:left="5040" w:hanging="360"/>
+      </w:pPr>
+    </w:lvl>
+    <w:lvl w:ilvl="7" w:tplc="04070019" w:tentative="1">
+      <w:start w:val="1"/>
+      <w:numFmt w:val="lowerLetter"/>
+      <w:lvlText w:val="%8."/>
+      <w:lvlJc w:val="left"/>
+      <w:pPr>
+        <w:ind w:left="5760" w:hanging="360"/>
+      </w:pPr>
+    </w:lvl>
+    <w:lvl w:ilvl="8" w:tplc="0407001B" w:tentative="1">
+      <w:start w:val="1"/>
+      <w:numFmt w:val="lowerRoman"/>
+      <w:lvlText w:val="%9."/>
+      <w:lvlJc w:val="right"/>
+      <w:pPr>
+        <w:ind w:left="6480" w:hanging="180"/>
+      </w:pPr>
+    </w:lvl>
+  </w:abstractNum>
+  <w:abstractNum w:abstractNumId="1" w15:restartNumberingAfterBreak="0">
+    <w:nsid w:val="38ED1110"/>
+    <w:multiLevelType w:val="multilevel"/>
+    <w:tmpl w:val="90F0E9AC"/>
+    <w:lvl w:ilvl="0">
+      <w:start w:val="1"/>
+      <w:numFmt w:val="decimal"/>
+      <w:lvlText w:val="%1"/>
+      <w:lvlJc w:val="left"/>
+      <w:pPr>
+        <w:ind w:left="405" w:hanging="405"/>
+      </w:pPr>
+      <w:rPr>
+        <w:rFonts w:hint="default"/>
+      </w:rPr>
+    </w:lvl>
+    <w:lvl w:ilvl="1">
+      <w:start w:val="1"/>
+      <w:numFmt w:val="decimal"/>
+      <w:lvlText w:val="%1.%2"/>
+      <w:lvlJc w:val="left"/>
+      <w:pPr>
+        <w:ind w:left="405" w:hanging="405"/>
+      </w:pPr>
+      <w:rPr>
+        <w:rFonts w:hint="default"/>
+      </w:rPr>
+    </w:lvl>
+    <w:lvl w:ilvl="2">
+      <w:start w:val="1"/>
+      <w:numFmt w:val="decimal"/>
+      <w:lvlText w:val="%1.%2.%3"/>
+      <w:lvlJc w:val="left"/>
+      <w:pPr>
+        <w:ind w:left="720" w:hanging="720"/>
+      </w:pPr>
+      <w:rPr>
+        <w:rFonts w:hint="default"/>
+      </w:rPr>
+    </w:lvl>
+    <w:lvl w:ilvl="3">
+      <w:start w:val="1"/>
+      <w:numFmt w:val="decimal"/>
+      <w:lvlText w:val="%1.%2.%3.%4"/>
+      <w:lvlJc w:val="left"/>
+      <w:pPr>
+        <w:ind w:left="1080" w:hanging="1080"/>
+      </w:pPr>
+      <w:rPr>
+        <w:rFonts w:hint="default"/>
+      </w:rPr>
+    </w:lvl>
+    <w:lvl w:ilvl="4">
+      <w:start w:val="1"/>
+      <w:numFmt w:val="decimal"/>
+      <w:lvlText w:val="%1.%2.%3.%4.%5"/>
+      <w:lvlJc w:val="left"/>
+      <w:pPr>
+        <w:ind w:left="1080" w:hanging="1080"/>
+      </w:pPr>
+      <w:rPr>
+        <w:rFonts w:hint="default"/>
+      </w:rPr>
+    </w:lvl>
+    <w:lvl w:ilvl="5">
+      <w:start w:val="1"/>
+      <w:numFmt w:val="decimal"/>
+      <w:lvlText w:val="%1.%2.%3.%4.%5.%6"/>
+      <w:lvlJc w:val="left"/>
+      <w:pPr>
+        <w:ind w:left="1440" w:hanging="1440"/>
+      </w:pPr>
+      <w:rPr>
+        <w:rFonts w:hint="default"/>
+      </w:rPr>
+    </w:lvl>
+    <w:lvl w:ilvl="6">
+      <w:start w:val="1"/>
+      <w:numFmt w:val="decimal"/>
+      <w:lvlText w:val="%1.%2.%3.%4.%5.%6.%7"/>
+      <w:lvlJc w:val="left"/>
+      <w:pPr>
+        <w:ind w:left="1440" w:hanging="1440"/>
+      </w:pPr>
+      <w:rPr>
+        <w:rFonts w:hint="default"/>
+      </w:rPr>
+    </w:lvl>
+    <w:lvl w:ilvl="7">
+      <w:start w:val="1"/>
+      <w:numFmt w:val="decimal"/>
+      <w:lvlText w:val="%1.%2.%3.%4.%5.%6.%7.%8"/>
+      <w:lvlJc w:val="left"/>
+      <w:pPr>
+        <w:ind w:left="1800" w:hanging="1800"/>
+      </w:pPr>
+      <w:rPr>
+        <w:rFonts w:hint="default"/>
+      </w:rPr>
+    </w:lvl>
+    <w:lvl w:ilvl="8">
+      <w:start w:val="1"/>
+      <w:numFmt w:val="decimal"/>
+      <w:lvlText w:val="%1.%2.%3.%4.%5.%6.%7.%8.%9"/>
+      <w:lvlJc w:val="left"/>
+      <w:pPr>
+        <w:ind w:left="1800" w:hanging="1800"/>
+      </w:pPr>
+      <w:rPr>
+        <w:rFonts w:hint="default"/>
+      </w:rPr>
+    </w:lvl>
+  </w:abstractNum>
+  <w:abstractNum w:abstractNumId="2" w15:restartNumberingAfterBreak="0">
+    <w:nsid w:val="79493C6F"/>
+    <w:multiLevelType w:val="hybridMultilevel"/>
+    <w:tmpl w:val="BC42A62A"/>
+    <w:lvl w:ilvl="0" w:tplc="0407000F">
+      <w:start w:val="1"/>
+      <w:numFmt w:val="decimal"/>
+      <w:lvlText w:val="%1."/>
+      <w:lvlJc w:val="left"/>
+      <w:pPr>
+        <w:ind w:left="720" w:hanging="360"/>
+      </w:pPr>
+      <w:rPr>
+        <w:rFonts w:hint="default"/>
+      </w:rPr>
+    </w:lvl>
+    <w:lvl w:ilvl="1" w:tplc="04070019" w:tentative="1">
+      <w:start w:val="1"/>
+      <w:numFmt w:val="lowerLetter"/>
+      <w:lvlText w:val="%2."/>
+      <w:lvlJc w:val="left"/>
+      <w:pPr>
+        <w:ind w:left="1440" w:hanging="360"/>
+      </w:pPr>
+    </w:lvl>
+    <w:lvl w:ilvl="2" w:tplc="0407001B" w:tentative="1">
+      <w:start w:val="1"/>
+      <w:numFmt w:val="lowerRoman"/>
+      <w:lvlText w:val="%3."/>
+      <w:lvlJc w:val="right"/>
+      <w:pPr>
+        <w:ind w:left="2160" w:hanging="180"/>
+      </w:pPr>
+    </w:lvl>
+    <w:lvl w:ilvl="3" w:tplc="0407000F" w:tentative="1">
+      <w:start w:val="1"/>
+      <w:numFmt w:val="decimal"/>
+      <w:lvlText w:val="%4."/>
+      <w:lvlJc w:val="left"/>
+      <w:pPr>
+        <w:ind w:left="2880" w:hanging="360"/>
+      </w:pPr>
+    </w:lvl>
+    <w:lvl w:ilvl="4" w:tplc="04070019" w:tentative="1">
+      <w:start w:val="1"/>
+      <w:numFmt w:val="lowerLetter"/>
+      <w:lvlText w:val="%5."/>
+      <w:lvlJc w:val="left"/>
+      <w:pPr>
+        <w:ind w:left="3600" w:hanging="360"/>
+      </w:pPr>
+    </w:lvl>
+    <w:lvl w:ilvl="5" w:tplc="0407001B" w:tentative="1">
+      <w:start w:val="1"/>
+      <w:numFmt w:val="lowerRoman"/>
+      <w:lvlText w:val="%6."/>
+      <w:lvlJc w:val="right"/>
+      <w:pPr>
+        <w:ind w:left="4320" w:hanging="180"/>
+      </w:pPr>
+    </w:lvl>
+    <w:lvl w:ilvl="6" w:tplc="0407000F" w:tentative="1">
+      <w:start w:val="1"/>
+      <w:numFmt w:val="decimal"/>
+      <w:lvlText w:val="%7."/>
+      <w:lvlJc w:val="left"/>
+      <w:pPr>
+        <w:ind w:left="5040" w:hanging="360"/>
+      </w:pPr>
+    </w:lvl>
+    <w:lvl w:ilvl="7" w:tplc="04070019" w:tentative="1">
+      <w:start w:val="1"/>
+      <w:numFmt w:val="lowerLetter"/>
+      <w:lvlText w:val="%8."/>
+      <w:lvlJc w:val="left"/>
+      <w:pPr>
+        <w:ind w:left="5760" w:hanging="360"/>
+      </w:pPr>
+    </w:lvl>
+    <w:lvl w:ilvl="8" w:tplc="0407001B" w:tentative="1">
+      <w:start w:val="1"/>
+      <w:numFmt w:val="lowerRoman"/>
+      <w:lvlText w:val="%9."/>
+      <w:lvlJc w:val="right"/>
+      <w:pPr>
+        <w:ind w:left="6480" w:hanging="180"/>
+      </w:pPr>
+    </w:lvl>
+  </w:abstractNum>
+  <w:num w:numId="1" w16cid:durableId="1528979227">
+    <w:abstractNumId w:val="0"/>
+  </w:num>
+  <w:num w:numId="2" w16cid:durableId="997421272">
+    <w:abstractNumId w:val="2"/>
+  </w:num>
+  <w:num w:numId="3" w16cid:durableId="41756969">
+    <w:abstractNumId w:val="1"/>
+  </w:num>
+</w:numbering>
 </file>
 
 <file path=word/styles.xml><?xml version="1.0" encoding="utf-8"?>
@@ -544,6 +949,14 @@
   <w:style w:type="paragraph" w:default="1" w:styleId="Standard">
     <w:name w:val="Normal"/>
     <w:qFormat/>
+    <w:rsid w:val="005A565C"/>
+    <w:pPr>
+      <w:ind w:left="708"/>
+      <w:jc w:val="both"/>
+    </w:pPr>
+    <w:rPr>
+      <w:rFonts w:ascii="Arial" w:hAnsi="Arial"/>
+    </w:rPr>
   </w:style>
   <w:style w:type="paragraph" w:styleId="berschrift1">
     <w:name w:val="heading 1"/>
@@ -552,16 +965,17 @@
     <w:link w:val="berschrift1Zchn"/>
     <w:uiPriority w:val="9"/>
     <w:qFormat/>
-    <w:rsid w:val="00710FFB"/>
+    <w:rsid w:val="005A565C"/>
     <w:pPr>
       <w:keepNext/>
       <w:keepLines/>
-      <w:spacing w:before="360" w:after="80"/>
+      <w:spacing w:before="360" w:after="240"/>
       <w:outlineLvl w:val="0"/>
     </w:pPr>
     <w:rPr>
-      <w:rFonts w:asciiTheme="majorHAnsi" w:eastAsiaTheme="majorEastAsia" w:hAnsiTheme="majorHAnsi" w:cstheme="majorBidi"/>
-      <w:color w:val="0F4761" w:themeColor="accent1" w:themeShade="BF"/>
+      <w:rFonts w:eastAsiaTheme="majorEastAsia" w:cstheme="majorBidi"/>
+      <w:b/>
+      <w:color w:val="000000" w:themeColor="text1"/>
       <w:sz w:val="40"/>
       <w:szCs w:val="40"/>
     </w:rPr>
@@ -572,10 +986,9 @@
     <w:next w:val="Standard"/>
     <w:link w:val="berschrift2Zchn"/>
     <w:uiPriority w:val="9"/>
-    <w:semiHidden/>
     <w:unhideWhenUsed/>
     <w:qFormat/>
-    <w:rsid w:val="00710FFB"/>
+    <w:rsid w:val="005A565C"/>
     <w:pPr>
       <w:keepNext/>
       <w:keepLines/>
@@ -583,9 +996,9 @@
       <w:outlineLvl w:val="1"/>
     </w:pPr>
     <w:rPr>
-      <w:rFonts w:asciiTheme="majorHAnsi" w:eastAsiaTheme="majorEastAsia" w:hAnsiTheme="majorHAnsi" w:cstheme="majorBidi"/>
-      <w:color w:val="0F4761" w:themeColor="accent1" w:themeShade="BF"/>
-      <w:sz w:val="32"/>
+      <w:rFonts w:eastAsiaTheme="majorEastAsia" w:cstheme="majorBidi"/>
+      <w:b/>
+      <w:color w:val="000000" w:themeColor="text1"/>
       <w:szCs w:val="32"/>
     </w:rPr>
   </w:style>
@@ -776,10 +1189,11 @@
     <w:basedOn w:val="Absatz-Standardschriftart"/>
     <w:link w:val="berschrift1"/>
     <w:uiPriority w:val="9"/>
-    <w:rsid w:val="00710FFB"/>
-    <w:rPr>
-      <w:rFonts w:asciiTheme="majorHAnsi" w:eastAsiaTheme="majorEastAsia" w:hAnsiTheme="majorHAnsi" w:cstheme="majorBidi"/>
-      <w:color w:val="0F4761" w:themeColor="accent1" w:themeShade="BF"/>
+    <w:rsid w:val="005A565C"/>
+    <w:rPr>
+      <w:rFonts w:ascii="Arial" w:eastAsiaTheme="majorEastAsia" w:hAnsi="Arial" w:cstheme="majorBidi"/>
+      <w:b/>
+      <w:color w:val="000000" w:themeColor="text1"/>
       <w:sz w:val="40"/>
       <w:szCs w:val="40"/>
     </w:rPr>
@@ -789,12 +1203,11 @@
     <w:basedOn w:val="Absatz-Standardschriftart"/>
     <w:link w:val="berschrift2"/>
     <w:uiPriority w:val="9"/>
-    <w:semiHidden/>
-    <w:rsid w:val="00710FFB"/>
-    <w:rPr>
-      <w:rFonts w:asciiTheme="majorHAnsi" w:eastAsiaTheme="majorEastAsia" w:hAnsiTheme="majorHAnsi" w:cstheme="majorBidi"/>
-      <w:color w:val="0F4761" w:themeColor="accent1" w:themeShade="BF"/>
-      <w:sz w:val="32"/>
+    <w:rsid w:val="005A565C"/>
+    <w:rPr>
+      <w:rFonts w:ascii="Arial" w:eastAsiaTheme="majorEastAsia" w:hAnsi="Arial" w:cstheme="majorBidi"/>
+      <w:b/>
+      <w:color w:val="000000" w:themeColor="text1"/>
       <w:szCs w:val="32"/>
     </w:rPr>
   </w:style>

--- a/documentation/documentation.docx
+++ b/documentation/documentation.docx
@@ -4,12 +4,753 @@
   <w:body>
     <w:p>
       <w:pPr>
+        <w:ind w:left="0"/>
+        <w:jc w:val="left"/>
+        <w:rPr>
+          <w:rFonts w:eastAsiaTheme="majorEastAsia" w:cstheme="majorBidi"/>
+          <w:b/>
+          <w:color w:val="000000" w:themeColor="text1"/>
+          <w:sz w:val="40"/>
+          <w:szCs w:val="40"/>
+        </w:rPr>
+      </w:pPr>
+      <w:r>
+        <w:br w:type="page"/>
+      </w:r>
+    </w:p>
+    <w:sdt>
+      <w:sdtPr>
+        <w:id w:val="-1689526822"/>
+        <w:docPartObj>
+          <w:docPartGallery w:val="Table of Contents"/>
+          <w:docPartUnique/>
+        </w:docPartObj>
+      </w:sdtPr>
+      <w:sdtEndPr>
+        <w:rPr>
+          <w:rFonts w:ascii="Arial" w:eastAsiaTheme="minorHAnsi" w:hAnsi="Arial" w:cstheme="minorBidi"/>
+          <w:b/>
+          <w:bCs/>
+          <w:color w:val="auto"/>
+          <w:kern w:val="2"/>
+          <w:sz w:val="24"/>
+          <w:szCs w:val="24"/>
+          <w:lang w:eastAsia="en-US"/>
+          <w14:ligatures w14:val="standardContextual"/>
+        </w:rPr>
+      </w:sdtEndPr>
+      <w:sdtContent>
+        <w:p>
+          <w:pPr>
+            <w:pStyle w:val="Inhaltsverzeichnisberschrift"/>
+          </w:pPr>
+          <w:r>
+            <w:t>Inhalt</w:t>
+          </w:r>
+        </w:p>
+        <w:p>
+          <w:pPr>
+            <w:pStyle w:val="Verzeichnis1"/>
+            <w:tabs>
+              <w:tab w:val="right" w:leader="dot" w:pos="9062"/>
+            </w:tabs>
+            <w:rPr>
+              <w:rFonts w:cstheme="minorBidi"/>
+              <w:noProof/>
+              <w:kern w:val="2"/>
+              <w:sz w:val="24"/>
+              <w:szCs w:val="24"/>
+              <w14:ligatures w14:val="standardContextual"/>
+            </w:rPr>
+          </w:pPr>
+          <w:r>
+            <w:fldChar w:fldCharType="begin"/>
+          </w:r>
+          <w:r>
+            <w:instrText xml:space="preserve"> TOC \o "1-3" \h \z \u </w:instrText>
+          </w:r>
+          <w:r>
+            <w:fldChar w:fldCharType="separate"/>
+          </w:r>
+          <w:hyperlink w:anchor="_Toc221180319" w:history="1">
+            <w:r>
+              <w:rPr>
+                <w:rStyle w:val="Hyperlink"/>
+                <w:noProof/>
+              </w:rPr>
+              <w:t>1 Einleitung</w:t>
+            </w:r>
+            <w:r>
+              <w:rPr>
+                <w:noProof/>
+                <w:webHidden/>
+              </w:rPr>
+              <w:tab/>
+            </w:r>
+            <w:r>
+              <w:rPr>
+                <w:noProof/>
+                <w:webHidden/>
+              </w:rPr>
+              <w:fldChar w:fldCharType="begin"/>
+            </w:r>
+            <w:r>
+              <w:rPr>
+                <w:noProof/>
+                <w:webHidden/>
+              </w:rPr>
+              <w:instrText xml:space="preserve"> PAGEREF _Toc221180319 \h </w:instrText>
+            </w:r>
+            <w:r>
+              <w:rPr>
+                <w:noProof/>
+                <w:webHidden/>
+              </w:rPr>
+            </w:r>
+            <w:r>
+              <w:rPr>
+                <w:noProof/>
+                <w:webHidden/>
+              </w:rPr>
+              <w:fldChar w:fldCharType="separate"/>
+            </w:r>
+            <w:r>
+              <w:rPr>
+                <w:noProof/>
+                <w:webHidden/>
+              </w:rPr>
+              <w:t>2</w:t>
+            </w:r>
+            <w:r>
+              <w:rPr>
+                <w:noProof/>
+                <w:webHidden/>
+              </w:rPr>
+              <w:fldChar w:fldCharType="end"/>
+            </w:r>
+          </w:hyperlink>
+        </w:p>
+        <w:p>
+          <w:pPr>
+            <w:pStyle w:val="Verzeichnis2"/>
+            <w:tabs>
+              <w:tab w:val="left" w:pos="960"/>
+              <w:tab w:val="right" w:leader="dot" w:pos="9062"/>
+            </w:tabs>
+            <w:rPr>
+              <w:rFonts w:cstheme="minorBidi"/>
+              <w:noProof/>
+              <w:kern w:val="2"/>
+              <w:sz w:val="24"/>
+              <w:szCs w:val="24"/>
+              <w14:ligatures w14:val="standardContextual"/>
+            </w:rPr>
+          </w:pPr>
+          <w:hyperlink w:anchor="_Toc221180320" w:history="1">
+            <w:r>
+              <w:rPr>
+                <w:rStyle w:val="Hyperlink"/>
+                <w:noProof/>
+              </w:rPr>
+              <w:t>1.1Projektbeschreibung</w:t>
+            </w:r>
+            <w:r>
+              <w:rPr>
+                <w:noProof/>
+                <w:webHidden/>
+              </w:rPr>
+              <w:tab/>
+            </w:r>
+            <w:r>
+              <w:rPr>
+                <w:noProof/>
+                <w:webHidden/>
+              </w:rPr>
+              <w:fldChar w:fldCharType="begin"/>
+            </w:r>
+            <w:r>
+              <w:rPr>
+                <w:noProof/>
+                <w:webHidden/>
+              </w:rPr>
+              <w:instrText xml:space="preserve"> PAGEREF _Toc221180320 \h </w:instrText>
+            </w:r>
+            <w:r>
+              <w:rPr>
+                <w:noProof/>
+                <w:webHidden/>
+              </w:rPr>
+            </w:r>
+            <w:r>
+              <w:rPr>
+                <w:noProof/>
+                <w:webHidden/>
+              </w:rPr>
+              <w:fldChar w:fldCharType="separate"/>
+            </w:r>
+            <w:r>
+              <w:rPr>
+                <w:noProof/>
+                <w:webHidden/>
+              </w:rPr>
+              <w:t>2</w:t>
+            </w:r>
+            <w:r>
+              <w:rPr>
+                <w:noProof/>
+                <w:webHidden/>
+              </w:rPr>
+              <w:fldChar w:fldCharType="end"/>
+            </w:r>
+          </w:hyperlink>
+        </w:p>
+        <w:p>
+          <w:pPr>
+            <w:pStyle w:val="Verzeichnis2"/>
+            <w:tabs>
+              <w:tab w:val="right" w:leader="dot" w:pos="9062"/>
+            </w:tabs>
+            <w:rPr>
+              <w:rFonts w:cstheme="minorBidi"/>
+              <w:noProof/>
+              <w:kern w:val="2"/>
+              <w:sz w:val="24"/>
+              <w:szCs w:val="24"/>
+              <w14:ligatures w14:val="standardContextual"/>
+            </w:rPr>
+          </w:pPr>
+          <w:hyperlink w:anchor="_Toc221180321" w:history="1">
+            <w:r>
+              <w:rPr>
+                <w:rStyle w:val="Hyperlink"/>
+                <w:noProof/>
+              </w:rPr>
+              <w:t>1.4 Projektbegründung</w:t>
+            </w:r>
+            <w:r>
+              <w:rPr>
+                <w:noProof/>
+                <w:webHidden/>
+              </w:rPr>
+              <w:tab/>
+            </w:r>
+            <w:r>
+              <w:rPr>
+                <w:noProof/>
+                <w:webHidden/>
+              </w:rPr>
+              <w:fldChar w:fldCharType="begin"/>
+            </w:r>
+            <w:r>
+              <w:rPr>
+                <w:noProof/>
+                <w:webHidden/>
+              </w:rPr>
+              <w:instrText xml:space="preserve"> PAGEREF _Toc221180321 \h </w:instrText>
+            </w:r>
+            <w:r>
+              <w:rPr>
+                <w:noProof/>
+                <w:webHidden/>
+              </w:rPr>
+            </w:r>
+            <w:r>
+              <w:rPr>
+                <w:noProof/>
+                <w:webHidden/>
+              </w:rPr>
+              <w:fldChar w:fldCharType="separate"/>
+            </w:r>
+            <w:r>
+              <w:rPr>
+                <w:noProof/>
+                <w:webHidden/>
+              </w:rPr>
+              <w:t>2</w:t>
+            </w:r>
+            <w:r>
+              <w:rPr>
+                <w:noProof/>
+                <w:webHidden/>
+              </w:rPr>
+              <w:fldChar w:fldCharType="end"/>
+            </w:r>
+          </w:hyperlink>
+        </w:p>
+        <w:p>
+          <w:pPr>
+            <w:pStyle w:val="Verzeichnis2"/>
+            <w:tabs>
+              <w:tab w:val="right" w:leader="dot" w:pos="9062"/>
+            </w:tabs>
+            <w:rPr>
+              <w:rFonts w:cstheme="minorBidi"/>
+              <w:noProof/>
+              <w:kern w:val="2"/>
+              <w:sz w:val="24"/>
+              <w:szCs w:val="24"/>
+              <w14:ligatures w14:val="standardContextual"/>
+            </w:rPr>
+          </w:pPr>
+          <w:hyperlink w:anchor="_Toc221180322" w:history="1">
+            <w:r>
+              <w:rPr>
+                <w:rStyle w:val="Hyperlink"/>
+                <w:noProof/>
+              </w:rPr>
+              <w:t>1.5 Projektschnittstellen</w:t>
+            </w:r>
+            <w:r>
+              <w:rPr>
+                <w:noProof/>
+                <w:webHidden/>
+              </w:rPr>
+              <w:tab/>
+            </w:r>
+            <w:r>
+              <w:rPr>
+                <w:noProof/>
+                <w:webHidden/>
+              </w:rPr>
+              <w:fldChar w:fldCharType="begin"/>
+            </w:r>
+            <w:r>
+              <w:rPr>
+                <w:noProof/>
+                <w:webHidden/>
+              </w:rPr>
+              <w:instrText xml:space="preserve"> PAGEREF _Toc221180322 \h </w:instrText>
+            </w:r>
+            <w:r>
+              <w:rPr>
+                <w:noProof/>
+                <w:webHidden/>
+              </w:rPr>
+            </w:r>
+            <w:r>
+              <w:rPr>
+                <w:noProof/>
+                <w:webHidden/>
+              </w:rPr>
+              <w:fldChar w:fldCharType="separate"/>
+            </w:r>
+            <w:r>
+              <w:rPr>
+                <w:noProof/>
+                <w:webHidden/>
+              </w:rPr>
+              <w:t>2</w:t>
+            </w:r>
+            <w:r>
+              <w:rPr>
+                <w:noProof/>
+                <w:webHidden/>
+              </w:rPr>
+              <w:fldChar w:fldCharType="end"/>
+            </w:r>
+          </w:hyperlink>
+        </w:p>
+        <w:p>
+          <w:pPr>
+            <w:pStyle w:val="Verzeichnis2"/>
+            <w:tabs>
+              <w:tab w:val="right" w:leader="dot" w:pos="9062"/>
+            </w:tabs>
+            <w:rPr>
+              <w:rFonts w:cstheme="minorBidi"/>
+              <w:noProof/>
+              <w:kern w:val="2"/>
+              <w:sz w:val="24"/>
+              <w:szCs w:val="24"/>
+              <w14:ligatures w14:val="standardContextual"/>
+            </w:rPr>
+          </w:pPr>
+          <w:hyperlink w:anchor="_Toc221180323" w:history="1">
+            <w:r>
+              <w:rPr>
+                <w:rStyle w:val="Hyperlink"/>
+                <w:noProof/>
+              </w:rPr>
+              <w:t>1.6 Projektabgrenzung</w:t>
+            </w:r>
+            <w:r>
+              <w:rPr>
+                <w:noProof/>
+                <w:webHidden/>
+              </w:rPr>
+              <w:tab/>
+            </w:r>
+            <w:r>
+              <w:rPr>
+                <w:noProof/>
+                <w:webHidden/>
+              </w:rPr>
+              <w:fldChar w:fldCharType="begin"/>
+            </w:r>
+            <w:r>
+              <w:rPr>
+                <w:noProof/>
+                <w:webHidden/>
+              </w:rPr>
+              <w:instrText xml:space="preserve"> PAGEREF _Toc221180323 \h </w:instrText>
+            </w:r>
+            <w:r>
+              <w:rPr>
+                <w:noProof/>
+                <w:webHidden/>
+              </w:rPr>
+            </w:r>
+            <w:r>
+              <w:rPr>
+                <w:noProof/>
+                <w:webHidden/>
+              </w:rPr>
+              <w:fldChar w:fldCharType="separate"/>
+            </w:r>
+            <w:r>
+              <w:rPr>
+                <w:noProof/>
+                <w:webHidden/>
+              </w:rPr>
+              <w:t>2</w:t>
+            </w:r>
+            <w:r>
+              <w:rPr>
+                <w:noProof/>
+                <w:webHidden/>
+              </w:rPr>
+              <w:fldChar w:fldCharType="end"/>
+            </w:r>
+          </w:hyperlink>
+        </w:p>
+        <w:p>
+          <w:pPr>
+            <w:pStyle w:val="Verzeichnis1"/>
+            <w:tabs>
+              <w:tab w:val="right" w:leader="dot" w:pos="9062"/>
+            </w:tabs>
+            <w:rPr>
+              <w:rFonts w:cstheme="minorBidi"/>
+              <w:noProof/>
+              <w:kern w:val="2"/>
+              <w:sz w:val="24"/>
+              <w:szCs w:val="24"/>
+              <w14:ligatures w14:val="standardContextual"/>
+            </w:rPr>
+          </w:pPr>
+          <w:hyperlink w:anchor="_Toc221180324" w:history="1">
+            <w:r>
+              <w:rPr>
+                <w:rStyle w:val="Hyperlink"/>
+                <w:noProof/>
+              </w:rPr>
+              <w:t>3 Analysephase</w:t>
+            </w:r>
+            <w:r>
+              <w:rPr>
+                <w:noProof/>
+                <w:webHidden/>
+              </w:rPr>
+              <w:tab/>
+            </w:r>
+            <w:r>
+              <w:rPr>
+                <w:noProof/>
+                <w:webHidden/>
+              </w:rPr>
+              <w:fldChar w:fldCharType="begin"/>
+            </w:r>
+            <w:r>
+              <w:rPr>
+                <w:noProof/>
+                <w:webHidden/>
+              </w:rPr>
+              <w:instrText xml:space="preserve"> PAGEREF _Toc221180324 \h </w:instrText>
+            </w:r>
+            <w:r>
+              <w:rPr>
+                <w:noProof/>
+                <w:webHidden/>
+              </w:rPr>
+            </w:r>
+            <w:r>
+              <w:rPr>
+                <w:noProof/>
+                <w:webHidden/>
+              </w:rPr>
+              <w:fldChar w:fldCharType="separate"/>
+            </w:r>
+            <w:r>
+              <w:rPr>
+                <w:noProof/>
+                <w:webHidden/>
+              </w:rPr>
+              <w:t>2</w:t>
+            </w:r>
+            <w:r>
+              <w:rPr>
+                <w:noProof/>
+                <w:webHidden/>
+              </w:rPr>
+              <w:fldChar w:fldCharType="end"/>
+            </w:r>
+          </w:hyperlink>
+        </w:p>
+        <w:p>
+          <w:pPr>
+            <w:pStyle w:val="Verzeichnis2"/>
+            <w:tabs>
+              <w:tab w:val="right" w:leader="dot" w:pos="9062"/>
+            </w:tabs>
+            <w:rPr>
+              <w:rFonts w:cstheme="minorBidi"/>
+              <w:noProof/>
+              <w:kern w:val="2"/>
+              <w:sz w:val="24"/>
+              <w:szCs w:val="24"/>
+              <w14:ligatures w14:val="standardContextual"/>
+            </w:rPr>
+          </w:pPr>
+          <w:hyperlink w:anchor="_Toc221180325" w:history="1">
+            <w:r>
+              <w:rPr>
+                <w:rStyle w:val="Hyperlink"/>
+                <w:noProof/>
+              </w:rPr>
+              <w:t>3.1 Ist-Analyse</w:t>
+            </w:r>
+            <w:r>
+              <w:rPr>
+                <w:noProof/>
+                <w:webHidden/>
+              </w:rPr>
+              <w:tab/>
+            </w:r>
+            <w:r>
+              <w:rPr>
+                <w:noProof/>
+                <w:webHidden/>
+              </w:rPr>
+              <w:fldChar w:fldCharType="begin"/>
+            </w:r>
+            <w:r>
+              <w:rPr>
+                <w:noProof/>
+                <w:webHidden/>
+              </w:rPr>
+              <w:instrText xml:space="preserve"> PAGEREF _Toc221180325 \h </w:instrText>
+            </w:r>
+            <w:r>
+              <w:rPr>
+                <w:noProof/>
+                <w:webHidden/>
+              </w:rPr>
+            </w:r>
+            <w:r>
+              <w:rPr>
+                <w:noProof/>
+                <w:webHidden/>
+              </w:rPr>
+              <w:fldChar w:fldCharType="separate"/>
+            </w:r>
+            <w:r>
+              <w:rPr>
+                <w:noProof/>
+                <w:webHidden/>
+              </w:rPr>
+              <w:t>2</w:t>
+            </w:r>
+            <w:r>
+              <w:rPr>
+                <w:noProof/>
+                <w:webHidden/>
+              </w:rPr>
+              <w:fldChar w:fldCharType="end"/>
+            </w:r>
+          </w:hyperlink>
+        </w:p>
+        <w:p>
+          <w:pPr>
+            <w:pStyle w:val="Verzeichnis1"/>
+            <w:tabs>
+              <w:tab w:val="right" w:leader="dot" w:pos="9062"/>
+            </w:tabs>
+            <w:rPr>
+              <w:rFonts w:cstheme="minorBidi"/>
+              <w:noProof/>
+              <w:kern w:val="2"/>
+              <w:sz w:val="24"/>
+              <w:szCs w:val="24"/>
+              <w14:ligatures w14:val="standardContextual"/>
+            </w:rPr>
+          </w:pPr>
+          <w:hyperlink w:anchor="_Toc221180326" w:history="1">
+            <w:r>
+              <w:rPr>
+                <w:rStyle w:val="Hyperlink"/>
+                <w:noProof/>
+              </w:rPr>
+              <w:t>4 Entwurfsphase</w:t>
+            </w:r>
+            <w:r>
+              <w:rPr>
+                <w:noProof/>
+                <w:webHidden/>
+              </w:rPr>
+              <w:tab/>
+            </w:r>
+            <w:r>
+              <w:rPr>
+                <w:noProof/>
+                <w:webHidden/>
+              </w:rPr>
+              <w:fldChar w:fldCharType="begin"/>
+            </w:r>
+            <w:r>
+              <w:rPr>
+                <w:noProof/>
+                <w:webHidden/>
+              </w:rPr>
+              <w:instrText xml:space="preserve"> PAGEREF _Toc221180326 \h </w:instrText>
+            </w:r>
+            <w:r>
+              <w:rPr>
+                <w:noProof/>
+                <w:webHidden/>
+              </w:rPr>
+            </w:r>
+            <w:r>
+              <w:rPr>
+                <w:noProof/>
+                <w:webHidden/>
+              </w:rPr>
+              <w:fldChar w:fldCharType="separate"/>
+            </w:r>
+            <w:r>
+              <w:rPr>
+                <w:noProof/>
+                <w:webHidden/>
+              </w:rPr>
+              <w:t>2</w:t>
+            </w:r>
+            <w:r>
+              <w:rPr>
+                <w:noProof/>
+                <w:webHidden/>
+              </w:rPr>
+              <w:fldChar w:fldCharType="end"/>
+            </w:r>
+          </w:hyperlink>
+        </w:p>
+        <w:p>
+          <w:pPr>
+            <w:pStyle w:val="Verzeichnis2"/>
+            <w:tabs>
+              <w:tab w:val="right" w:leader="dot" w:pos="9062"/>
+            </w:tabs>
+            <w:rPr>
+              <w:rFonts w:cstheme="minorBidi"/>
+              <w:noProof/>
+              <w:kern w:val="2"/>
+              <w:sz w:val="24"/>
+              <w:szCs w:val="24"/>
+              <w14:ligatures w14:val="standardContextual"/>
+            </w:rPr>
+          </w:pPr>
+          <w:hyperlink w:anchor="_Toc221180327" w:history="1">
+            <w:r>
+              <w:rPr>
+                <w:rStyle w:val="Hyperlink"/>
+                <w:noProof/>
+              </w:rPr>
+              <w:t>4.1 Zielplattform</w:t>
+            </w:r>
+            <w:r>
+              <w:rPr>
+                <w:noProof/>
+                <w:webHidden/>
+              </w:rPr>
+              <w:tab/>
+            </w:r>
+            <w:r>
+              <w:rPr>
+                <w:noProof/>
+                <w:webHidden/>
+              </w:rPr>
+              <w:fldChar w:fldCharType="begin"/>
+            </w:r>
+            <w:r>
+              <w:rPr>
+                <w:noProof/>
+                <w:webHidden/>
+              </w:rPr>
+              <w:instrText xml:space="preserve"> PAGEREF _Toc221180327 \h </w:instrText>
+            </w:r>
+            <w:r>
+              <w:rPr>
+                <w:noProof/>
+                <w:webHidden/>
+              </w:rPr>
+            </w:r>
+            <w:r>
+              <w:rPr>
+                <w:noProof/>
+                <w:webHidden/>
+              </w:rPr>
+              <w:fldChar w:fldCharType="separate"/>
+            </w:r>
+            <w:r>
+              <w:rPr>
+                <w:noProof/>
+                <w:webHidden/>
+              </w:rPr>
+              <w:t>2</w:t>
+            </w:r>
+            <w:r>
+              <w:rPr>
+                <w:noProof/>
+                <w:webHidden/>
+              </w:rPr>
+              <w:fldChar w:fldCharType="end"/>
+            </w:r>
+          </w:hyperlink>
+        </w:p>
+        <w:p>
+          <w:r>
+            <w:rPr>
+              <w:b/>
+              <w:bCs/>
+            </w:rPr>
+            <w:fldChar w:fldCharType="end"/>
+          </w:r>
+        </w:p>
+      </w:sdtContent>
+    </w:sdt>
+    <w:p>
+      <w:pPr>
+        <w:pStyle w:val="berschrift3"/>
+        <w:rPr>
+          <w:b/>
+          <w:color w:val="000000" w:themeColor="text1"/>
+          <w:sz w:val="40"/>
+          <w:szCs w:val="40"/>
+        </w:rPr>
+      </w:pPr>
+      <w:r>
+        <w:br w:type="page"/>
+      </w:r>
+    </w:p>
+    <w:p>
+      <w:pPr>
         <w:pStyle w:val="berschrift1"/>
         <w:ind w:left="0"/>
       </w:pPr>
-      <w:r>
+      <w:bookmarkStart w:id="0" w:name="_Toc221180319"/>
+      <w:r>
+        <w:lastRenderedPageBreak/>
         <w:t>1 Einleitung</w:t>
       </w:r>
+      <w:bookmarkEnd w:id="0"/>
     </w:p>
     <w:p>
       <w:pPr>
@@ -19,9 +760,13 @@
           <w:numId w:val="3"/>
         </w:numPr>
       </w:pPr>
+      <w:bookmarkStart w:id="1" w:name="_Ref221180012"/>
+      <w:bookmarkStart w:id="2" w:name="_Toc221180320"/>
       <w:r>
         <w:t>Projektbeschreibung</w:t>
       </w:r>
+      <w:bookmarkEnd w:id="1"/>
+      <w:bookmarkEnd w:id="2"/>
     </w:p>
     <w:p>
       <w:r>
@@ -69,9 +814,11 @@
         <w:pStyle w:val="berschrift2"/>
         <w:ind w:left="0"/>
       </w:pPr>
+      <w:bookmarkStart w:id="3" w:name="_Toc221180321"/>
       <w:r>
         <w:t>1.4 Projektbegründung</w:t>
       </w:r>
+      <w:bookmarkEnd w:id="3"/>
     </w:p>
     <w:p>
       <w:r>
@@ -86,9 +833,11 @@
         <w:pStyle w:val="berschrift2"/>
         <w:ind w:left="0"/>
       </w:pPr>
+      <w:bookmarkStart w:id="4" w:name="_Toc221180322"/>
       <w:r>
         <w:t>1.5 Projektschnittstellen</w:t>
       </w:r>
+      <w:bookmarkEnd w:id="4"/>
     </w:p>
     <w:p>
       <w:r>
@@ -116,9 +865,11 @@
         <w:pStyle w:val="berschrift2"/>
         <w:ind w:left="0"/>
       </w:pPr>
+      <w:bookmarkStart w:id="5" w:name="_Toc221180323"/>
       <w:r>
         <w:t>1.6 Projektabgrenzung</w:t>
       </w:r>
+      <w:bookmarkEnd w:id="5"/>
     </w:p>
     <w:p/>
     <w:p>
@@ -126,18 +877,22 @@
         <w:pStyle w:val="berschrift1"/>
         <w:ind w:left="0"/>
       </w:pPr>
+      <w:bookmarkStart w:id="6" w:name="_Toc221180324"/>
       <w:r>
         <w:t>3 Analysephase</w:t>
       </w:r>
+      <w:bookmarkEnd w:id="6"/>
     </w:p>
     <w:p>
       <w:pPr>
         <w:pStyle w:val="berschrift2"/>
         <w:ind w:left="0"/>
       </w:pPr>
+      <w:bookmarkStart w:id="7" w:name="_Toc221180325"/>
       <w:r>
         <w:t>3.1 Ist-Analyse</w:t>
       </w:r>
+      <w:bookmarkEnd w:id="7"/>
     </w:p>
     <w:p>
       <w:r>
@@ -147,16 +902,239 @@
         <w:br/>
         <w:t>Dies sorgte für eine hohe arbeitslast und führte zu Inkonsistenzen.</w:t>
       </w:r>
-      <w:r>
-        <w:t xml:space="preserve">  </w:t>
+    </w:p>
+    <w:p/>
+    <w:p>
+      <w:pPr>
+        <w:pStyle w:val="berschrift1"/>
+        <w:ind w:left="0"/>
+      </w:pPr>
+      <w:bookmarkStart w:id="8" w:name="_Toc221180326"/>
+      <w:r>
+        <w:t>4 Entwurfsphase</w:t>
+      </w:r>
+      <w:bookmarkEnd w:id="8"/>
+    </w:p>
+    <w:p>
+      <w:pPr>
+        <w:pStyle w:val="berschrift2"/>
+      </w:pPr>
+      <w:bookmarkStart w:id="9" w:name="_Toc221180327"/>
+      <w:r>
+        <w:t>4.1 Zielplattform</w:t>
+      </w:r>
+      <w:bookmarkEnd w:id="9"/>
+    </w:p>
+    <w:p>
+      <w:r>
+        <w:t xml:space="preserve">Die Software wurde mit C# und </w:t>
+      </w:r>
+      <w:proofErr w:type="spellStart"/>
+      <w:r>
+        <w:t>Avalonia</w:t>
+      </w:r>
+      <w:proofErr w:type="spellEnd"/>
+      <w:r>
+        <w:t xml:space="preserve"> realisiert und ist </w:t>
+      </w:r>
+      <w:proofErr w:type="spellStart"/>
+      <w:r>
+        <w:t>cross</w:t>
+      </w:r>
+      <w:proofErr w:type="spellEnd"/>
+      <w:r>
+        <w:t xml:space="preserve"> </w:t>
+      </w:r>
+      <w:r>
+        <w:t>Plattform</w:t>
+      </w:r>
+      <w:r>
+        <w:t xml:space="preserve"> einsetzbar</w:t>
+      </w:r>
+      <w:r>
+        <w:t>.</w:t>
+      </w:r>
+      <w:r>
+        <w:br/>
+        <w:t xml:space="preserve">Die folgenden Systeme sind zum </w:t>
+      </w:r>
+      <w:r>
+        <w:t>Z</w:t>
+      </w:r>
+      <w:r>
+        <w:t xml:space="preserve">eitpunkt der Erstellung dieser Dokumentation </w:t>
+      </w:r>
+      <w:r>
+        <w:t>Kompatibel</w:t>
+      </w:r>
+      <w:r>
+        <w:t>.</w:t>
+      </w:r>
+    </w:p>
+    <w:p/>
+    <w:p/>
+    <w:p>
+      <w:r>
+        <w:lastRenderedPageBreak/>
+        <w:t>Windows 8.1</w:t>
+      </w:r>
+      <w:r>
+        <w:t>+</w:t>
+      </w:r>
+    </w:p>
+    <w:p>
+      <w:proofErr w:type="spellStart"/>
+      <w:r>
+        <w:t>macOS</w:t>
+      </w:r>
+      <w:proofErr w:type="spellEnd"/>
+      <w:r>
+        <w:t xml:space="preserve"> 10.14</w:t>
+      </w:r>
+      <w:r>
+        <w:t>+</w:t>
+      </w:r>
+    </w:p>
+    <w:p>
+      <w:pPr>
+        <w:ind w:left="720"/>
+      </w:pPr>
+      <w:r>
+        <w:t>Debian 9+</w:t>
+      </w:r>
+    </w:p>
+    <w:p>
+      <w:pPr>
+        <w:ind w:left="720"/>
+      </w:pPr>
+      <w:r>
+        <w:t>Ubuntu 16.04+</w:t>
+      </w:r>
+    </w:p>
+    <w:p>
+      <w:pPr>
+        <w:ind w:left="720"/>
+      </w:pPr>
+      <w:r>
+        <w:t>Fedora 30+</w:t>
+      </w:r>
+    </w:p>
+    <w:p>
+      <w:pPr>
+        <w:ind w:left="720"/>
+      </w:pPr>
+    </w:p>
+    <w:p>
+      <w:pPr>
+        <w:pStyle w:val="berschrift1"/>
+        <w:ind w:left="0"/>
+      </w:pPr>
+      <w:r>
+        <w:t>5 Implementierungsphase</w:t>
+      </w:r>
+    </w:p>
+    <w:p>
+      <w:pPr>
+        <w:pStyle w:val="berschrift2"/>
+      </w:pPr>
+      <w:r>
+        <w:t>5.1 Aufsetzen der Datenbank</w:t>
+      </w:r>
+    </w:p>
+    <w:p>
+      <w:r>
+        <w:t>Zum Aufsetzen der Datenbank wurde Do</w:t>
+      </w:r>
+      <w:r>
+        <w:t>c</w:t>
+      </w:r>
+      <w:r>
+        <w:t xml:space="preserve">ker </w:t>
+      </w:r>
+      <w:r>
+        <w:t>verwendet,</w:t>
+      </w:r>
+      <w:r>
+        <w:t xml:space="preserve"> um </w:t>
+      </w:r>
+      <w:r>
+        <w:t xml:space="preserve">dies zu bewerkstelligen wurde eine </w:t>
+      </w:r>
+      <w:proofErr w:type="spellStart"/>
+      <w:r>
+        <w:t>docker-compose.yml</w:t>
+      </w:r>
+      <w:proofErr w:type="spellEnd"/>
+      <w:r>
+        <w:t xml:space="preserve"> erstellt. (siehe Quellcode Doku </w:t>
+      </w:r>
+      <w:proofErr w:type="spellStart"/>
+      <w:r>
+        <w:t>docker-comopse.yml</w:t>
+      </w:r>
+      <w:proofErr w:type="spellEnd"/>
+      <w:r>
+        <w:t>)</w:t>
+      </w:r>
+    </w:p>
+    <w:p>
+      <w:pPr>
+        <w:pStyle w:val="berschrift2"/>
+      </w:pPr>
+      <w:r>
+        <w:t>5.2 Implementierung Datenbank</w:t>
+      </w:r>
+    </w:p>
+    <w:p>
+      <w:r>
+        <w:t>Die Datenbank wurde in</w:t>
+      </w:r>
+      <w:r>
+        <w:t xml:space="preserve"> MySQL über</w:t>
+      </w:r>
+      <w:r>
+        <w:t xml:space="preserve"> phpMyAdmin anhand des </w:t>
+      </w:r>
+      <w:r>
+        <w:t xml:space="preserve">Datenbankentwurfs </w:t>
+      </w:r>
+      <w:r>
+        <w:t>umgesetzt.</w:t>
+      </w:r>
+      <w:r>
+        <w:t xml:space="preserve"> </w:t>
+      </w:r>
+      <w:r>
+        <w:t xml:space="preserve">Für Die Datenbank wurde ein </w:t>
+      </w:r>
+      <w:r>
+        <w:t>Nutzer angelegt,</w:t>
+      </w:r>
+      <w:r>
+        <w:t xml:space="preserve"> der nur auf Routinen zugreifen </w:t>
+      </w:r>
+      <w:r>
+        <w:t>kann,</w:t>
+      </w:r>
+      <w:r>
+        <w:t xml:space="preserve"> dieser wurde den Clients zur Verfügung gestellt.</w:t>
+      </w:r>
+    </w:p>
+    <w:p>
+      <w:r>
+        <w:t>Es wurden Routinen erstellt und mit einer in C# geschriebenen API den Clients zur Verfügung gestellt.</w:t>
       </w:r>
     </w:p>
     <w:sectPr>
-      <w:headerReference w:type="default" r:id="rId7"/>
-      <w:footerReference w:type="default" r:id="rId8"/>
+      <w:headerReference w:type="default" r:id="rId8"/>
+      <w:footerReference w:type="default" r:id="rId9"/>
+      <w:headerReference w:type="first" r:id="rId10"/>
+      <w:footerReference w:type="first" r:id="rId11"/>
       <w:pgSz w:w="11906" w:h="16838"/>
       <w:pgMar w:top="1417" w:right="1417" w:bottom="1134" w:left="1417" w:header="708" w:footer="708" w:gutter="0"/>
+      <w:pgNumType w:start="0"/>
       <w:cols w:space="708"/>
+      <w:titlePg/>
       <w:docGrid w:linePitch="360"/>
     </w:sectPr>
   </w:body>
@@ -189,6 +1167,56 @@
 </file>
 
 <file path=word/footer1.xml><?xml version="1.0" encoding="utf-8"?>
+<w:ftr xmlns:wpc="http://schemas.microsoft.com/office/word/2010/wordprocessingCanvas" xmlns:cx="http://schemas.microsoft.com/office/drawing/2014/chartex" xmlns:cx1="http://schemas.microsoft.com/office/drawing/2015/9/8/chartex" xmlns:cx2="http://schemas.microsoft.com/office/drawing/2015/10/21/chartex" xmlns:cx3="http://schemas.microsoft.com/office/drawing/2016/5/9/chartex" xmlns:cx4="http://schemas.microsoft.com/office/drawing/2016/5/10/chartex" xmlns:cx5="http://schemas.microsoft.com/office/drawing/2016/5/11/chartex" xmlns:cx6="http://schemas.microsoft.com/office/drawing/2016/5/12/chartex" xmlns:cx7="http://schemas.microsoft.com/office/drawing/2016/5/13/chartex" xmlns:cx8="http://schemas.microsoft.com/office/drawing/2016/5/14/chartex" xmlns:mc="http://schemas.openxmlformats.org/markup-compatibility/2006" xmlns:aink="http://schemas.microsoft.com/office/drawing/2016/ink" xmlns:am3d="http://schemas.microsoft.com/office/drawing/2017/model3d" xmlns:o="urn:schemas-microsoft-com:office:office" xmlns:oel="http://schemas.microsoft.com/office/2019/extlst" xmlns:r="http://schemas.openxmlformats.org/officeDocument/2006/relationships" xmlns:m="http://schemas.openxmlformats.org/officeDocument/2006/math" xmlns:v="urn:schemas-microsoft-com:vml" xmlns:wp14="http://schemas.microsoft.com/office/word/2010/wordprocessingDrawing" xmlns:wp="http://schemas.openxmlformats.org/drawingml/2006/wordprocessingDrawing" xmlns:w10="urn:schemas-microsoft-com:office:word" xmlns:w="http://schemas.openxmlformats.org/wordprocessingml/2006/main" xmlns:w14="http://schemas.microsoft.com/office/word/2010/wordml" xmlns:w15="http://schemas.microsoft.com/office/word/2012/wordml" xmlns:w16cex="http://schemas.microsoft.com/office/word/2018/wordml/cex" xmlns:w16cid="http://schemas.microsoft.com/office/word/2016/wordml/cid" xmlns:w16="http://schemas.microsoft.com/office/word/2018/wordml" xmlns:w16du="http://schemas.microsoft.com/office/word/2023/wordml/word16du" xmlns:w16sdtdh="http://schemas.microsoft.com/office/word/2020/wordml/sdtdatahash" xmlns:w16sdtfl="http://schemas.microsoft.com/office/word/2024/wordml/sdtformatlock" xmlns:w16se="http://schemas.microsoft.com/office/word/2015/wordml/symex" xmlns:wpg="http://schemas.microsoft.com/office/word/2010/wordprocessingGroup" xmlns:wpi="http://schemas.microsoft.com/office/word/2010/wordprocessingInk" xmlns:wne="http://schemas.microsoft.com/office/word/2006/wordml" xmlns:wps="http://schemas.microsoft.com/office/word/2010/wordprocessingShape" mc:Ignorable="w14 w15 w16se w16cid w16 w16cex w16sdtdh w16sdtfl w16du wp14">
+  <w:sdt>
+    <w:sdtPr>
+      <w:id w:val="-52472585"/>
+      <w:docPartObj>
+        <w:docPartGallery w:val="Page Numbers (Bottom of Page)"/>
+        <w:docPartUnique/>
+      </w:docPartObj>
+    </w:sdtPr>
+    <w:sdtContent>
+      <w:p>
+        <w:pPr>
+          <w:pStyle w:val="Fuzeile"/>
+          <w:jc w:val="right"/>
+        </w:pPr>
+        <w:r>
+          <w:fldChar w:fldCharType="begin"/>
+        </w:r>
+        <w:r>
+          <w:instrText>PAGE   \* MERGEFORMAT</w:instrText>
+        </w:r>
+        <w:r>
+          <w:fldChar w:fldCharType="separate"/>
+        </w:r>
+        <w:r>
+          <w:t>2</w:t>
+        </w:r>
+        <w:r>
+          <w:fldChar w:fldCharType="end"/>
+        </w:r>
+      </w:p>
+    </w:sdtContent>
+  </w:sdt>
+  <w:p>
+    <w:pPr>
+      <w:pStyle w:val="Fuzeile"/>
+    </w:pPr>
+    <w:proofErr w:type="spellStart"/>
+    <w:r>
+      <w:t>Bruger</w:t>
+    </w:r>
+    <w:proofErr w:type="spellEnd"/>
+    <w:r>
+      <w:t>, Focken, Spier</w:t>
+    </w:r>
+  </w:p>
+</w:ftr>
+</file>
+
+<file path=word/footer2.xml><?xml version="1.0" encoding="utf-8"?>
 <w:ftr xmlns:wpc="http://schemas.microsoft.com/office/word/2010/wordprocessingCanvas" xmlns:cx="http://schemas.microsoft.com/office/drawing/2014/chartex" xmlns:cx1="http://schemas.microsoft.com/office/drawing/2015/9/8/chartex" xmlns:cx2="http://schemas.microsoft.com/office/drawing/2015/10/21/chartex" xmlns:cx3="http://schemas.microsoft.com/office/drawing/2016/5/9/chartex" xmlns:cx4="http://schemas.microsoft.com/office/drawing/2016/5/10/chartex" xmlns:cx5="http://schemas.microsoft.com/office/drawing/2016/5/11/chartex" xmlns:cx6="http://schemas.microsoft.com/office/drawing/2016/5/12/chartex" xmlns:cx7="http://schemas.microsoft.com/office/drawing/2016/5/13/chartex" xmlns:cx8="http://schemas.microsoft.com/office/drawing/2016/5/14/chartex" xmlns:mc="http://schemas.openxmlformats.org/markup-compatibility/2006" xmlns:aink="http://schemas.microsoft.com/office/drawing/2016/ink" xmlns:am3d="http://schemas.microsoft.com/office/drawing/2017/model3d" xmlns:o="urn:schemas-microsoft-com:office:office" xmlns:oel="http://schemas.microsoft.com/office/2019/extlst" xmlns:r="http://schemas.openxmlformats.org/officeDocument/2006/relationships" xmlns:m="http://schemas.openxmlformats.org/officeDocument/2006/math" xmlns:v="urn:schemas-microsoft-com:vml" xmlns:wp14="http://schemas.microsoft.com/office/word/2010/wordprocessingDrawing" xmlns:wp="http://schemas.openxmlformats.org/drawingml/2006/wordprocessingDrawing" xmlns:w10="urn:schemas-microsoft-com:office:word" xmlns:w="http://schemas.openxmlformats.org/wordprocessingml/2006/main" xmlns:w14="http://schemas.microsoft.com/office/word/2010/wordml" xmlns:w15="http://schemas.microsoft.com/office/word/2012/wordml" xmlns:w16cex="http://schemas.microsoft.com/office/word/2018/wordml/cex" xmlns:w16cid="http://schemas.microsoft.com/office/word/2016/wordml/cid" xmlns:w16="http://schemas.microsoft.com/office/word/2018/wordml" xmlns:w16du="http://schemas.microsoft.com/office/word/2023/wordml/word16du" xmlns:w16sdtdh="http://schemas.microsoft.com/office/word/2020/wordml/sdtdatahash" xmlns:w16sdtfl="http://schemas.microsoft.com/office/word/2024/wordml/sdtformatlock" xmlns:w16se="http://schemas.microsoft.com/office/word/2015/wordml/symex" xmlns:wpg="http://schemas.microsoft.com/office/word/2010/wordprocessingGroup" xmlns:wpi="http://schemas.microsoft.com/office/word/2010/wordprocessingInk" xmlns:wne="http://schemas.microsoft.com/office/word/2006/wordml" xmlns:wps="http://schemas.microsoft.com/office/word/2010/wordprocessingShape" mc:Ignorable="w14 w15 w16se w16cid w16 w16cex w16sdtdh w16sdtfl w16du wp14">
   <w:p>
     <w:pPr>
@@ -202,6 +1230,11 @@
     <w:r>
       <w:t>, Focken, Spier</w:t>
     </w:r>
+  </w:p>
+  <w:p>
+    <w:pPr>
+      <w:pStyle w:val="Fuzeile"/>
+    </w:pPr>
   </w:p>
 </w:ftr>
 </file>
@@ -244,6 +1277,24 @@
 </w:hdr>
 </file>
 
+<file path=word/header2.xml><?xml version="1.0" encoding="utf-8"?>
+<w:hdr xmlns:wpc="http://schemas.microsoft.com/office/word/2010/wordprocessingCanvas" xmlns:cx="http://schemas.microsoft.com/office/drawing/2014/chartex" xmlns:cx1="http://schemas.microsoft.com/office/drawing/2015/9/8/chartex" xmlns:cx2="http://schemas.microsoft.com/office/drawing/2015/10/21/chartex" xmlns:cx3="http://schemas.microsoft.com/office/drawing/2016/5/9/chartex" xmlns:cx4="http://schemas.microsoft.com/office/drawing/2016/5/10/chartex" xmlns:cx5="http://schemas.microsoft.com/office/drawing/2016/5/11/chartex" xmlns:cx6="http://schemas.microsoft.com/office/drawing/2016/5/12/chartex" xmlns:cx7="http://schemas.microsoft.com/office/drawing/2016/5/13/chartex" xmlns:cx8="http://schemas.microsoft.com/office/drawing/2016/5/14/chartex" xmlns:mc="http://schemas.openxmlformats.org/markup-compatibility/2006" xmlns:aink="http://schemas.microsoft.com/office/drawing/2016/ink" xmlns:am3d="http://schemas.microsoft.com/office/drawing/2017/model3d" xmlns:o="urn:schemas-microsoft-com:office:office" xmlns:oel="http://schemas.microsoft.com/office/2019/extlst" xmlns:r="http://schemas.openxmlformats.org/officeDocument/2006/relationships" xmlns:m="http://schemas.openxmlformats.org/officeDocument/2006/math" xmlns:v="urn:schemas-microsoft-com:vml" xmlns:wp14="http://schemas.microsoft.com/office/word/2010/wordprocessingDrawing" xmlns:wp="http://schemas.openxmlformats.org/drawingml/2006/wordprocessingDrawing" xmlns:w10="urn:schemas-microsoft-com:office:word" xmlns:w="http://schemas.openxmlformats.org/wordprocessingml/2006/main" xmlns:w14="http://schemas.microsoft.com/office/word/2010/wordml" xmlns:w15="http://schemas.microsoft.com/office/word/2012/wordml" xmlns:w16cex="http://schemas.microsoft.com/office/word/2018/wordml/cex" xmlns:w16cid="http://schemas.microsoft.com/office/word/2016/wordml/cid" xmlns:w16="http://schemas.microsoft.com/office/word/2018/wordml" xmlns:w16du="http://schemas.microsoft.com/office/word/2023/wordml/word16du" xmlns:w16sdtdh="http://schemas.microsoft.com/office/word/2020/wordml/sdtdatahash" xmlns:w16sdtfl="http://schemas.microsoft.com/office/word/2024/wordml/sdtformatlock" xmlns:w16se="http://schemas.microsoft.com/office/word/2015/wordml/symex" xmlns:wpg="http://schemas.microsoft.com/office/word/2010/wordprocessingGroup" xmlns:wpi="http://schemas.microsoft.com/office/word/2010/wordprocessingInk" xmlns:wne="http://schemas.microsoft.com/office/word/2006/wordml" xmlns:wps="http://schemas.microsoft.com/office/word/2010/wordprocessingShape" mc:Ignorable="w14 w15 w16se w16cid w16 w16cex w16sdtdh w16sdtfl w16du wp14">
+  <w:p>
+    <w:pPr>
+      <w:pStyle w:val="Kopfzeile"/>
+    </w:pPr>
+    <w:r>
+      <w:t>Terminverwaltungssoftware</w:t>
+    </w:r>
+  </w:p>
+  <w:p>
+    <w:pPr>
+      <w:pStyle w:val="Kopfzeile"/>
+    </w:pPr>
+  </w:p>
+</w:hdr>
+</file>
+
 <file path=word/numbering.xml><?xml version="1.0" encoding="utf-8"?>
 <w:numbering xmlns:wpc="http://schemas.microsoft.com/office/word/2010/wordprocessingCanvas" xmlns:cx="http://schemas.microsoft.com/office/drawing/2014/chartex" xmlns:cx1="http://schemas.microsoft.com/office/drawing/2015/9/8/chartex" xmlns:cx2="http://schemas.microsoft.com/office/drawing/2015/10/21/chartex" xmlns:cx3="http://schemas.microsoft.com/office/drawing/2016/5/9/chartex" xmlns:cx4="http://schemas.microsoft.com/office/drawing/2016/5/10/chartex" xmlns:cx5="http://schemas.microsoft.com/office/drawing/2016/5/11/chartex" xmlns:cx6="http://schemas.microsoft.com/office/drawing/2016/5/12/chartex" xmlns:cx7="http://schemas.microsoft.com/office/drawing/2016/5/13/chartex" xmlns:cx8="http://schemas.microsoft.com/office/drawing/2016/5/14/chartex" xmlns:mc="http://schemas.openxmlformats.org/markup-compatibility/2006" xmlns:aink="http://schemas.microsoft.com/office/drawing/2016/ink" xmlns:am3d="http://schemas.microsoft.com/office/drawing/2017/model3d" xmlns:o="urn:schemas-microsoft-com:office:office" xmlns:oel="http://schemas.microsoft.com/office/2019/extlst" xmlns:r="http://schemas.openxmlformats.org/officeDocument/2006/relationships" xmlns:m="http://schemas.openxmlformats.org/officeDocument/2006/math" xmlns:v="urn:schemas-microsoft-com:vml" xmlns:wp14="http://schemas.microsoft.com/office/word/2010/wordprocessingDrawing" xmlns:wp="http://schemas.openxmlformats.org/drawingml/2006/wordprocessingDrawing" xmlns:w10="urn:schemas-microsoft-com:office:word" xmlns:w="http://schemas.openxmlformats.org/wordprocessingml/2006/main" xmlns:w14="http://schemas.microsoft.com/office/word/2010/wordml" xmlns:w15="http://schemas.microsoft.com/office/word/2012/wordml" xmlns:w16cex="http://schemas.microsoft.com/office/word/2018/wordml/cex" xmlns:w16cid="http://schemas.microsoft.com/office/word/2016/wordml/cid" xmlns:w16="http://schemas.microsoft.com/office/word/2018/wordml" xmlns:w16du="http://schemas.microsoft.com/office/word/2023/wordml/word16du" xmlns:w16sdtdh="http://schemas.microsoft.com/office/word/2020/wordml/sdtdatahash" xmlns:w16sdtfl="http://schemas.microsoft.com/office/word/2024/wordml/sdtformatlock" xmlns:w16se="http://schemas.microsoft.com/office/word/2015/wordml/symex" xmlns:wpg="http://schemas.microsoft.com/office/word/2010/wordprocessingGroup" xmlns:wpi="http://schemas.microsoft.com/office/word/2010/wordprocessingInk" xmlns:wne="http://schemas.microsoft.com/office/word/2006/wordml" xmlns:wps="http://schemas.microsoft.com/office/word/2010/wordprocessingShape" mc:Ignorable="w14 w15 w16se w16cid w16 w16cex w16sdtdh w16sdtfl w16du wp14">
   <w:abstractNum w:abstractNumId="0" w15:restartNumberingAfterBreak="0">
@@ -449,6 +1500,155 @@
     </w:lvl>
   </w:abstractNum>
   <w:abstractNum w:abstractNumId="2" w15:restartNumberingAfterBreak="0">
+    <w:nsid w:val="4B041B6D"/>
+    <w:multiLevelType w:val="multilevel"/>
+    <w:tmpl w:val="9752A98A"/>
+    <w:lvl w:ilvl="0">
+      <w:start w:val="1"/>
+      <w:numFmt w:val="bullet"/>
+      <w:lvlText w:val=""/>
+      <w:lvlJc w:val="left"/>
+      <w:pPr>
+        <w:tabs>
+          <w:tab w:val="num" w:pos="720"/>
+        </w:tabs>
+        <w:ind w:left="720" w:hanging="360"/>
+      </w:pPr>
+      <w:rPr>
+        <w:rFonts w:ascii="Symbol" w:hAnsi="Symbol" w:hint="default"/>
+        <w:sz w:val="20"/>
+      </w:rPr>
+    </w:lvl>
+    <w:lvl w:ilvl="1" w:tentative="1">
+      <w:start w:val="1"/>
+      <w:numFmt w:val="bullet"/>
+      <w:lvlText w:val="o"/>
+      <w:lvlJc w:val="left"/>
+      <w:pPr>
+        <w:tabs>
+          <w:tab w:val="num" w:pos="1440"/>
+        </w:tabs>
+        <w:ind w:left="1440" w:hanging="360"/>
+      </w:pPr>
+      <w:rPr>
+        <w:rFonts w:ascii="Courier New" w:hAnsi="Courier New" w:hint="default"/>
+        <w:sz w:val="20"/>
+      </w:rPr>
+    </w:lvl>
+    <w:lvl w:ilvl="2" w:tentative="1">
+      <w:start w:val="1"/>
+      <w:numFmt w:val="bullet"/>
+      <w:lvlText w:val=""/>
+      <w:lvlJc w:val="left"/>
+      <w:pPr>
+        <w:tabs>
+          <w:tab w:val="num" w:pos="2160"/>
+        </w:tabs>
+        <w:ind w:left="2160" w:hanging="360"/>
+      </w:pPr>
+      <w:rPr>
+        <w:rFonts w:ascii="Wingdings" w:hAnsi="Wingdings" w:hint="default"/>
+        <w:sz w:val="20"/>
+      </w:rPr>
+    </w:lvl>
+    <w:lvl w:ilvl="3" w:tentative="1">
+      <w:start w:val="1"/>
+      <w:numFmt w:val="bullet"/>
+      <w:lvlText w:val=""/>
+      <w:lvlJc w:val="left"/>
+      <w:pPr>
+        <w:tabs>
+          <w:tab w:val="num" w:pos="2880"/>
+        </w:tabs>
+        <w:ind w:left="2880" w:hanging="360"/>
+      </w:pPr>
+      <w:rPr>
+        <w:rFonts w:ascii="Wingdings" w:hAnsi="Wingdings" w:hint="default"/>
+        <w:sz w:val="20"/>
+      </w:rPr>
+    </w:lvl>
+    <w:lvl w:ilvl="4" w:tentative="1">
+      <w:start w:val="1"/>
+      <w:numFmt w:val="bullet"/>
+      <w:lvlText w:val=""/>
+      <w:lvlJc w:val="left"/>
+      <w:pPr>
+        <w:tabs>
+          <w:tab w:val="num" w:pos="3600"/>
+        </w:tabs>
+        <w:ind w:left="3600" w:hanging="360"/>
+      </w:pPr>
+      <w:rPr>
+        <w:rFonts w:ascii="Wingdings" w:hAnsi="Wingdings" w:hint="default"/>
+        <w:sz w:val="20"/>
+      </w:rPr>
+    </w:lvl>
+    <w:lvl w:ilvl="5" w:tentative="1">
+      <w:start w:val="1"/>
+      <w:numFmt w:val="bullet"/>
+      <w:lvlText w:val=""/>
+      <w:lvlJc w:val="left"/>
+      <w:pPr>
+        <w:tabs>
+          <w:tab w:val="num" w:pos="4320"/>
+        </w:tabs>
+        <w:ind w:left="4320" w:hanging="360"/>
+      </w:pPr>
+      <w:rPr>
+        <w:rFonts w:ascii="Wingdings" w:hAnsi="Wingdings" w:hint="default"/>
+        <w:sz w:val="20"/>
+      </w:rPr>
+    </w:lvl>
+    <w:lvl w:ilvl="6" w:tentative="1">
+      <w:start w:val="1"/>
+      <w:numFmt w:val="bullet"/>
+      <w:lvlText w:val=""/>
+      <w:lvlJc w:val="left"/>
+      <w:pPr>
+        <w:tabs>
+          <w:tab w:val="num" w:pos="5040"/>
+        </w:tabs>
+        <w:ind w:left="5040" w:hanging="360"/>
+      </w:pPr>
+      <w:rPr>
+        <w:rFonts w:ascii="Wingdings" w:hAnsi="Wingdings" w:hint="default"/>
+        <w:sz w:val="20"/>
+      </w:rPr>
+    </w:lvl>
+    <w:lvl w:ilvl="7" w:tentative="1">
+      <w:start w:val="1"/>
+      <w:numFmt w:val="bullet"/>
+      <w:lvlText w:val=""/>
+      <w:lvlJc w:val="left"/>
+      <w:pPr>
+        <w:tabs>
+          <w:tab w:val="num" w:pos="5760"/>
+        </w:tabs>
+        <w:ind w:left="5760" w:hanging="360"/>
+      </w:pPr>
+      <w:rPr>
+        <w:rFonts w:ascii="Wingdings" w:hAnsi="Wingdings" w:hint="default"/>
+        <w:sz w:val="20"/>
+      </w:rPr>
+    </w:lvl>
+    <w:lvl w:ilvl="8" w:tentative="1">
+      <w:start w:val="1"/>
+      <w:numFmt w:val="bullet"/>
+      <w:lvlText w:val=""/>
+      <w:lvlJc w:val="left"/>
+      <w:pPr>
+        <w:tabs>
+          <w:tab w:val="num" w:pos="6480"/>
+        </w:tabs>
+        <w:ind w:left="6480" w:hanging="360"/>
+      </w:pPr>
+      <w:rPr>
+        <w:rFonts w:ascii="Wingdings" w:hAnsi="Wingdings" w:hint="default"/>
+        <w:sz w:val="20"/>
+      </w:rPr>
+    </w:lvl>
+  </w:abstractNum>
+  <w:abstractNum w:abstractNumId="3" w15:restartNumberingAfterBreak="0">
     <w:nsid w:val="79493C6F"/>
     <w:multiLevelType w:val="hybridMultilevel"/>
     <w:tmpl w:val="BC42A62A"/>
@@ -541,10 +1741,13 @@
     <w:abstractNumId w:val="0"/>
   </w:num>
   <w:num w:numId="2" w16cid:durableId="997421272">
-    <w:abstractNumId w:val="2"/>
+    <w:abstractNumId w:val="3"/>
   </w:num>
   <w:num w:numId="3" w16cid:durableId="41756969">
     <w:abstractNumId w:val="1"/>
+  </w:num>
+  <w:num w:numId="4" w16cid:durableId="1359507572">
+    <w:abstractNumId w:val="2"/>
   </w:num>
 </w:numbering>
 </file>
@@ -1160,7 +2363,6 @@
   <w:style w:type="character" w:default="1" w:styleId="Absatz-Standardschriftart">
     <w:name w:val="Default Paragraph Font"/>
     <w:uiPriority w:val="1"/>
-    <w:semiHidden/>
     <w:unhideWhenUsed/>
   </w:style>
   <w:style w:type="table" w:default="1" w:styleId="NormaleTabelle">
@@ -1349,6 +2551,7 @@
       <w:numPr>
         <w:ilvl w:val="1"/>
       </w:numPr>
+      <w:ind w:left="708"/>
     </w:pPr>
     <w:rPr>
       <w:rFonts w:eastAsiaTheme="majorEastAsia" w:cstheme="majorBidi"/>
@@ -1517,6 +2720,118 @@
     <w:link w:val="Fuzeile"/>
     <w:uiPriority w:val="99"/>
     <w:rsid w:val="00FD438D"/>
+  </w:style>
+  <w:style w:type="character" w:styleId="Platzhaltertext">
+    <w:name w:val="Placeholder Text"/>
+    <w:basedOn w:val="Absatz-Standardschriftart"/>
+    <w:uiPriority w:val="99"/>
+    <w:semiHidden/>
+    <w:rsid w:val="002B0678"/>
+    <w:rPr>
+      <w:color w:val="666666"/>
+    </w:rPr>
+  </w:style>
+  <w:style w:type="paragraph" w:styleId="Inhaltsverzeichnisberschrift">
+    <w:name w:val="TOC Heading"/>
+    <w:basedOn w:val="berschrift1"/>
+    <w:next w:val="Standard"/>
+    <w:uiPriority w:val="39"/>
+    <w:unhideWhenUsed/>
+    <w:qFormat/>
+    <w:rsid w:val="002B0678"/>
+    <w:pPr>
+      <w:spacing w:before="240" w:after="0" w:line="259" w:lineRule="auto"/>
+      <w:ind w:left="0"/>
+      <w:jc w:val="left"/>
+      <w:outlineLvl w:val="9"/>
+    </w:pPr>
+    <w:rPr>
+      <w:rFonts w:asciiTheme="majorHAnsi" w:hAnsiTheme="majorHAnsi"/>
+      <w:b w:val="0"/>
+      <w:color w:val="0F4761" w:themeColor="accent1" w:themeShade="BF"/>
+      <w:kern w:val="0"/>
+      <w:sz w:val="32"/>
+      <w:szCs w:val="32"/>
+      <w:lang w:eastAsia="de-DE"/>
+      <w14:ligatures w14:val="none"/>
+    </w:rPr>
+  </w:style>
+  <w:style w:type="paragraph" w:styleId="Verzeichnis2">
+    <w:name w:val="toc 2"/>
+    <w:basedOn w:val="Standard"/>
+    <w:next w:val="Standard"/>
+    <w:autoRedefine/>
+    <w:uiPriority w:val="39"/>
+    <w:unhideWhenUsed/>
+    <w:rsid w:val="002B0678"/>
+    <w:pPr>
+      <w:spacing w:after="100" w:line="259" w:lineRule="auto"/>
+      <w:ind w:left="220"/>
+      <w:jc w:val="left"/>
+    </w:pPr>
+    <w:rPr>
+      <w:rFonts w:asciiTheme="minorHAnsi" w:eastAsiaTheme="minorEastAsia" w:hAnsiTheme="minorHAnsi" w:cs="Times New Roman"/>
+      <w:kern w:val="0"/>
+      <w:sz w:val="22"/>
+      <w:szCs w:val="22"/>
+      <w:lang w:eastAsia="de-DE"/>
+      <w14:ligatures w14:val="none"/>
+    </w:rPr>
+  </w:style>
+  <w:style w:type="paragraph" w:styleId="Verzeichnis1">
+    <w:name w:val="toc 1"/>
+    <w:basedOn w:val="Standard"/>
+    <w:next w:val="Standard"/>
+    <w:autoRedefine/>
+    <w:uiPriority w:val="39"/>
+    <w:unhideWhenUsed/>
+    <w:rsid w:val="002B0678"/>
+    <w:pPr>
+      <w:spacing w:after="100" w:line="259" w:lineRule="auto"/>
+      <w:ind w:left="0"/>
+      <w:jc w:val="left"/>
+    </w:pPr>
+    <w:rPr>
+      <w:rFonts w:asciiTheme="minorHAnsi" w:eastAsiaTheme="minorEastAsia" w:hAnsiTheme="minorHAnsi" w:cs="Times New Roman"/>
+      <w:kern w:val="0"/>
+      <w:sz w:val="22"/>
+      <w:szCs w:val="22"/>
+      <w:lang w:eastAsia="de-DE"/>
+      <w14:ligatures w14:val="none"/>
+    </w:rPr>
+  </w:style>
+  <w:style w:type="paragraph" w:styleId="Verzeichnis3">
+    <w:name w:val="toc 3"/>
+    <w:basedOn w:val="Standard"/>
+    <w:next w:val="Standard"/>
+    <w:autoRedefine/>
+    <w:uiPriority w:val="39"/>
+    <w:unhideWhenUsed/>
+    <w:rsid w:val="002B0678"/>
+    <w:pPr>
+      <w:spacing w:after="100" w:line="259" w:lineRule="auto"/>
+      <w:ind w:left="440"/>
+      <w:jc w:val="left"/>
+    </w:pPr>
+    <w:rPr>
+      <w:rFonts w:asciiTheme="minorHAnsi" w:eastAsiaTheme="minorEastAsia" w:hAnsiTheme="minorHAnsi" w:cs="Times New Roman"/>
+      <w:kern w:val="0"/>
+      <w:sz w:val="22"/>
+      <w:szCs w:val="22"/>
+      <w:lang w:eastAsia="de-DE"/>
+      <w14:ligatures w14:val="none"/>
+    </w:rPr>
+  </w:style>
+  <w:style w:type="character" w:styleId="Hyperlink">
+    <w:name w:val="Hyperlink"/>
+    <w:basedOn w:val="Absatz-Standardschriftart"/>
+    <w:uiPriority w:val="99"/>
+    <w:unhideWhenUsed/>
+    <w:rsid w:val="002B0678"/>
+    <w:rPr>
+      <w:color w:val="467886" w:themeColor="hyperlink"/>
+      <w:u w:val="single"/>
+    </w:rPr>
   </w:style>
 </w:styles>
 </file>
@@ -1834,4 +3149,16 @@
     </a:ext>
   </a:extLst>
 </a:theme>
+</file>
+
+<file path=customXml/item1.xml><?xml version="1.0" encoding="utf-8"?>
+<b:Sources xmlns:b="http://schemas.openxmlformats.org/officeDocument/2006/bibliography" xmlns="http://schemas.openxmlformats.org/officeDocument/2006/bibliography" SelectedStyle="\APASixthEditionOfficeOnline.xsl" StyleName="APA" Version="6"/>
+</file>
+
+<file path=customXml/itemProps1.xml><?xml version="1.0" encoding="utf-8"?>
+<ds:datastoreItem xmlns:ds="http://schemas.openxmlformats.org/officeDocument/2006/customXml" ds:itemID="{06429DBA-1811-492F-B18D-33899A47055A}">
+  <ds:schemaRefs>
+    <ds:schemaRef ds:uri="http://schemas.openxmlformats.org/officeDocument/2006/bibliography"/>
+  </ds:schemaRefs>
+</ds:datastoreItem>
 </file>
--- a/documentation/documentation.docx
+++ b/documentation/documentation.docx
@@ -20,6 +20,15 @@
     </w:p>
     <w:sdt>
       <w:sdtPr>
+        <w:rPr>
+          <w:rFonts w:ascii="Arial" w:eastAsiaTheme="minorHAnsi" w:hAnsi="Arial" w:cstheme="minorBidi"/>
+          <w:color w:val="auto"/>
+          <w:kern w:val="2"/>
+          <w:sz w:val="24"/>
+          <w:szCs w:val="24"/>
+          <w:lang w:eastAsia="en-US"/>
+          <w14:ligatures w14:val="standardContextual"/>
+        </w:rPr>
         <w:id w:val="-1689526822"/>
         <w:docPartObj>
           <w:docPartGallery w:val="Table of Contents"/>
@@ -28,15 +37,8 @@
       </w:sdtPr>
       <w:sdtEndPr>
         <w:rPr>
-          <w:rFonts w:ascii="Arial" w:eastAsiaTheme="minorHAnsi" w:hAnsi="Arial" w:cstheme="minorBidi"/>
           <w:b/>
           <w:bCs/>
-          <w:color w:val="auto"/>
-          <w:kern w:val="2"/>
-          <w:sz w:val="24"/>
-          <w:szCs w:val="24"/>
-          <w:lang w:eastAsia="en-US"/>
-          <w14:ligatures w14:val="standardContextual"/>
         </w:rPr>
       </w:sdtEndPr>
       <w:sdtContent>
@@ -72,7 +74,7 @@
           <w:r>
             <w:fldChar w:fldCharType="separate"/>
           </w:r>
-          <w:hyperlink w:anchor="_Toc221180319" w:history="1">
+          <w:hyperlink w:anchor="_Toc221256824" w:history="1">
             <w:r>
               <w:rPr>
                 <w:rStyle w:val="Hyperlink"/>
@@ -99,7 +101,7 @@
                 <w:noProof/>
                 <w:webHidden/>
               </w:rPr>
-              <w:instrText xml:space="preserve"> PAGEREF _Toc221180319 \h </w:instrText>
+              <w:instrText xml:space="preserve"> PAGEREF _Toc221256824 \h </w:instrText>
             </w:r>
             <w:r>
               <w:rPr>
@@ -146,13 +148,27 @@
               <w14:ligatures w14:val="standardContextual"/>
             </w:rPr>
           </w:pPr>
-          <w:hyperlink w:anchor="_Toc221180320" w:history="1">
+          <w:hyperlink w:anchor="_Toc221256825" w:history="1">
             <w:r>
               <w:rPr>
                 <w:rStyle w:val="Hyperlink"/>
                 <w:noProof/>
               </w:rPr>
-              <w:t>1.1Projektbeschreibung</w:t>
+              <w:t>1.1</w:t>
+            </w:r>
+            <w:r>
+              <w:rPr>
+                <w:rStyle w:val="Hyperlink"/>
+                <w:noProof/>
+              </w:rPr>
+              <w:t xml:space="preserve"> </w:t>
+            </w:r>
+            <w:r>
+              <w:rPr>
+                <w:rStyle w:val="Hyperlink"/>
+                <w:noProof/>
+              </w:rPr>
+              <w:t>Projektbeschreibung</w:t>
             </w:r>
             <w:r>
               <w:rPr>
@@ -173,7 +189,7 @@
                 <w:noProof/>
                 <w:webHidden/>
               </w:rPr>
-              <w:instrText xml:space="preserve"> PAGEREF _Toc221180320 \h </w:instrText>
+              <w:instrText xml:space="preserve"> PAGEREF _Toc221256825 \h </w:instrText>
             </w:r>
             <w:r>
               <w:rPr>
@@ -219,7 +235,7 @@
               <w14:ligatures w14:val="standardContextual"/>
             </w:rPr>
           </w:pPr>
-          <w:hyperlink w:anchor="_Toc221180321" w:history="1">
+          <w:hyperlink w:anchor="_Toc221256826" w:history="1">
             <w:r>
               <w:rPr>
                 <w:rStyle w:val="Hyperlink"/>
@@ -246,7 +262,7 @@
                 <w:noProof/>
                 <w:webHidden/>
               </w:rPr>
-              <w:instrText xml:space="preserve"> PAGEREF _Toc221180321 \h </w:instrText>
+              <w:instrText xml:space="preserve"> PAGEREF _Toc221256826 \h </w:instrText>
             </w:r>
             <w:r>
               <w:rPr>
@@ -292,7 +308,7 @@
               <w14:ligatures w14:val="standardContextual"/>
             </w:rPr>
           </w:pPr>
-          <w:hyperlink w:anchor="_Toc221180322" w:history="1">
+          <w:hyperlink w:anchor="_Toc221256827" w:history="1">
             <w:r>
               <w:rPr>
                 <w:rStyle w:val="Hyperlink"/>
@@ -319,7 +335,7 @@
                 <w:noProof/>
                 <w:webHidden/>
               </w:rPr>
-              <w:instrText xml:space="preserve"> PAGEREF _Toc221180322 \h </w:instrText>
+              <w:instrText xml:space="preserve"> PAGEREF _Toc221256827 \h </w:instrText>
             </w:r>
             <w:r>
               <w:rPr>
@@ -365,7 +381,7 @@
               <w14:ligatures w14:val="standardContextual"/>
             </w:rPr>
           </w:pPr>
-          <w:hyperlink w:anchor="_Toc221180323" w:history="1">
+          <w:hyperlink w:anchor="_Toc221256828" w:history="1">
             <w:r>
               <w:rPr>
                 <w:rStyle w:val="Hyperlink"/>
@@ -392,7 +408,7 @@
                 <w:noProof/>
                 <w:webHidden/>
               </w:rPr>
-              <w:instrText xml:space="preserve"> PAGEREF _Toc221180323 \h </w:instrText>
+              <w:instrText xml:space="preserve"> PAGEREF _Toc221256828 \h </w:instrText>
             </w:r>
             <w:r>
               <w:rPr>
@@ -438,7 +454,7 @@
               <w14:ligatures w14:val="standardContextual"/>
             </w:rPr>
           </w:pPr>
-          <w:hyperlink w:anchor="_Toc221180324" w:history="1">
+          <w:hyperlink w:anchor="_Toc221256829" w:history="1">
             <w:r>
               <w:rPr>
                 <w:rStyle w:val="Hyperlink"/>
@@ -465,7 +481,7 @@
                 <w:noProof/>
                 <w:webHidden/>
               </w:rPr>
-              <w:instrText xml:space="preserve"> PAGEREF _Toc221180324 \h </w:instrText>
+              <w:instrText xml:space="preserve"> PAGEREF _Toc221256829 \h </w:instrText>
             </w:r>
             <w:r>
               <w:rPr>
@@ -511,7 +527,7 @@
               <w14:ligatures w14:val="standardContextual"/>
             </w:rPr>
           </w:pPr>
-          <w:hyperlink w:anchor="_Toc221180325" w:history="1">
+          <w:hyperlink w:anchor="_Toc221256830" w:history="1">
             <w:r>
               <w:rPr>
                 <w:rStyle w:val="Hyperlink"/>
@@ -538,7 +554,7 @@
                 <w:noProof/>
                 <w:webHidden/>
               </w:rPr>
-              <w:instrText xml:space="preserve"> PAGEREF _Toc221180325 \h </w:instrText>
+              <w:instrText xml:space="preserve"> PAGEREF _Toc221256830 \h </w:instrText>
             </w:r>
             <w:r>
               <w:rPr>
@@ -584,7 +600,7 @@
               <w14:ligatures w14:val="standardContextual"/>
             </w:rPr>
           </w:pPr>
-          <w:hyperlink w:anchor="_Toc221180326" w:history="1">
+          <w:hyperlink w:anchor="_Toc221256831" w:history="1">
             <w:r>
               <w:rPr>
                 <w:rStyle w:val="Hyperlink"/>
@@ -611,7 +627,7 @@
                 <w:noProof/>
                 <w:webHidden/>
               </w:rPr>
-              <w:instrText xml:space="preserve"> PAGEREF _Toc221180326 \h </w:instrText>
+              <w:instrText xml:space="preserve"> PAGEREF _Toc221256831 \h </w:instrText>
             </w:r>
             <w:r>
               <w:rPr>
@@ -657,7 +673,7 @@
               <w14:ligatures w14:val="standardContextual"/>
             </w:rPr>
           </w:pPr>
-          <w:hyperlink w:anchor="_Toc221180327" w:history="1">
+          <w:hyperlink w:anchor="_Toc221256832" w:history="1">
             <w:r>
               <w:rPr>
                 <w:rStyle w:val="Hyperlink"/>
@@ -684,7 +700,7 @@
                 <w:noProof/>
                 <w:webHidden/>
               </w:rPr>
-              <w:instrText xml:space="preserve"> PAGEREF _Toc221180327 \h </w:instrText>
+              <w:instrText xml:space="preserve"> PAGEREF _Toc221256832 \h </w:instrText>
             </w:r>
             <w:r>
               <w:rPr>
@@ -705,6 +721,225 @@
                 <w:webHidden/>
               </w:rPr>
               <w:t>2</w:t>
+            </w:r>
+            <w:r>
+              <w:rPr>
+                <w:noProof/>
+                <w:webHidden/>
+              </w:rPr>
+              <w:fldChar w:fldCharType="end"/>
+            </w:r>
+          </w:hyperlink>
+        </w:p>
+        <w:p>
+          <w:pPr>
+            <w:pStyle w:val="Verzeichnis1"/>
+            <w:tabs>
+              <w:tab w:val="right" w:leader="dot" w:pos="9062"/>
+            </w:tabs>
+            <w:rPr>
+              <w:rFonts w:cstheme="minorBidi"/>
+              <w:noProof/>
+              <w:kern w:val="2"/>
+              <w:sz w:val="24"/>
+              <w:szCs w:val="24"/>
+              <w14:ligatures w14:val="standardContextual"/>
+            </w:rPr>
+          </w:pPr>
+          <w:hyperlink w:anchor="_Toc221256833" w:history="1">
+            <w:r>
+              <w:rPr>
+                <w:rStyle w:val="Hyperlink"/>
+                <w:noProof/>
+              </w:rPr>
+              <w:t>5 Implementierungsphase</w:t>
+            </w:r>
+            <w:r>
+              <w:rPr>
+                <w:noProof/>
+                <w:webHidden/>
+              </w:rPr>
+              <w:tab/>
+            </w:r>
+            <w:r>
+              <w:rPr>
+                <w:noProof/>
+                <w:webHidden/>
+              </w:rPr>
+              <w:fldChar w:fldCharType="begin"/>
+            </w:r>
+            <w:r>
+              <w:rPr>
+                <w:noProof/>
+                <w:webHidden/>
+              </w:rPr>
+              <w:instrText xml:space="preserve"> PAGEREF _Toc221256833 \h </w:instrText>
+            </w:r>
+            <w:r>
+              <w:rPr>
+                <w:noProof/>
+                <w:webHidden/>
+              </w:rPr>
+            </w:r>
+            <w:r>
+              <w:rPr>
+                <w:noProof/>
+                <w:webHidden/>
+              </w:rPr>
+              <w:fldChar w:fldCharType="separate"/>
+            </w:r>
+            <w:r>
+              <w:rPr>
+                <w:noProof/>
+                <w:webHidden/>
+              </w:rPr>
+              <w:t>3</w:t>
+            </w:r>
+            <w:r>
+              <w:rPr>
+                <w:noProof/>
+                <w:webHidden/>
+              </w:rPr>
+              <w:fldChar w:fldCharType="end"/>
+            </w:r>
+          </w:hyperlink>
+        </w:p>
+        <w:p>
+          <w:pPr>
+            <w:pStyle w:val="Verzeichnis2"/>
+            <w:tabs>
+              <w:tab w:val="right" w:leader="dot" w:pos="9062"/>
+            </w:tabs>
+            <w:rPr>
+              <w:rFonts w:cstheme="minorBidi"/>
+              <w:noProof/>
+              <w:kern w:val="2"/>
+              <w:sz w:val="24"/>
+              <w:szCs w:val="24"/>
+              <w14:ligatures w14:val="standardContextual"/>
+            </w:rPr>
+          </w:pPr>
+          <w:hyperlink w:anchor="_Toc221256834" w:history="1">
+            <w:r>
+              <w:rPr>
+                <w:rStyle w:val="Hyperlink"/>
+                <w:noProof/>
+              </w:rPr>
+              <w:t>5.1 Aufsetzen der Datenbank</w:t>
+            </w:r>
+            <w:r>
+              <w:rPr>
+                <w:noProof/>
+                <w:webHidden/>
+              </w:rPr>
+              <w:tab/>
+            </w:r>
+            <w:r>
+              <w:rPr>
+                <w:noProof/>
+                <w:webHidden/>
+              </w:rPr>
+              <w:fldChar w:fldCharType="begin"/>
+            </w:r>
+            <w:r>
+              <w:rPr>
+                <w:noProof/>
+                <w:webHidden/>
+              </w:rPr>
+              <w:instrText xml:space="preserve"> PAGEREF _Toc221256834 \h </w:instrText>
+            </w:r>
+            <w:r>
+              <w:rPr>
+                <w:noProof/>
+                <w:webHidden/>
+              </w:rPr>
+            </w:r>
+            <w:r>
+              <w:rPr>
+                <w:noProof/>
+                <w:webHidden/>
+              </w:rPr>
+              <w:fldChar w:fldCharType="separate"/>
+            </w:r>
+            <w:r>
+              <w:rPr>
+                <w:noProof/>
+                <w:webHidden/>
+              </w:rPr>
+              <w:t>3</w:t>
+            </w:r>
+            <w:r>
+              <w:rPr>
+                <w:noProof/>
+                <w:webHidden/>
+              </w:rPr>
+              <w:fldChar w:fldCharType="end"/>
+            </w:r>
+          </w:hyperlink>
+        </w:p>
+        <w:p>
+          <w:pPr>
+            <w:pStyle w:val="Verzeichnis2"/>
+            <w:tabs>
+              <w:tab w:val="right" w:leader="dot" w:pos="9062"/>
+            </w:tabs>
+            <w:rPr>
+              <w:rFonts w:cstheme="minorBidi"/>
+              <w:noProof/>
+              <w:kern w:val="2"/>
+              <w:sz w:val="24"/>
+              <w:szCs w:val="24"/>
+              <w14:ligatures w14:val="standardContextual"/>
+            </w:rPr>
+          </w:pPr>
+          <w:hyperlink w:anchor="_Toc221256835" w:history="1">
+            <w:r>
+              <w:rPr>
+                <w:rStyle w:val="Hyperlink"/>
+                <w:noProof/>
+              </w:rPr>
+              <w:t>5.2 Implementierung Datenbank</w:t>
+            </w:r>
+            <w:r>
+              <w:rPr>
+                <w:noProof/>
+                <w:webHidden/>
+              </w:rPr>
+              <w:tab/>
+            </w:r>
+            <w:r>
+              <w:rPr>
+                <w:noProof/>
+                <w:webHidden/>
+              </w:rPr>
+              <w:fldChar w:fldCharType="begin"/>
+            </w:r>
+            <w:r>
+              <w:rPr>
+                <w:noProof/>
+                <w:webHidden/>
+              </w:rPr>
+              <w:instrText xml:space="preserve"> PAGEREF _Toc221256835 \h </w:instrText>
+            </w:r>
+            <w:r>
+              <w:rPr>
+                <w:noProof/>
+                <w:webHidden/>
+              </w:rPr>
+            </w:r>
+            <w:r>
+              <w:rPr>
+                <w:noProof/>
+                <w:webHidden/>
+              </w:rPr>
+              <w:fldChar w:fldCharType="separate"/>
+            </w:r>
+            <w:r>
+              <w:rPr>
+                <w:noProof/>
+                <w:webHidden/>
+              </w:rPr>
+              <w:t>3</w:t>
             </w:r>
             <w:r>
               <w:rPr>
@@ -745,7 +980,7 @@
         <w:pStyle w:val="berschrift1"/>
         <w:ind w:left="0"/>
       </w:pPr>
-      <w:bookmarkStart w:id="0" w:name="_Toc221180319"/>
+      <w:bookmarkStart w:id="0" w:name="_Toc221256824"/>
       <w:r>
         <w:lastRenderedPageBreak/>
         <w:t>1 Einleitung</w:t>
@@ -761,7 +996,7 @@
         </w:numPr>
       </w:pPr>
       <w:bookmarkStart w:id="1" w:name="_Ref221180012"/>
-      <w:bookmarkStart w:id="2" w:name="_Toc221180320"/>
+      <w:bookmarkStart w:id="2" w:name="_Toc221256825"/>
       <w:r>
         <w:t>Projektbeschreibung</w:t>
       </w:r>
@@ -814,7 +1049,7 @@
         <w:pStyle w:val="berschrift2"/>
         <w:ind w:left="0"/>
       </w:pPr>
-      <w:bookmarkStart w:id="3" w:name="_Toc221180321"/>
+      <w:bookmarkStart w:id="3" w:name="_Toc221256826"/>
       <w:r>
         <w:t>1.4 Projektbegründung</w:t>
       </w:r>
@@ -833,7 +1068,7 @@
         <w:pStyle w:val="berschrift2"/>
         <w:ind w:left="0"/>
       </w:pPr>
-      <w:bookmarkStart w:id="4" w:name="_Toc221180322"/>
+      <w:bookmarkStart w:id="4" w:name="_Toc221256827"/>
       <w:r>
         <w:t>1.5 Projektschnittstellen</w:t>
       </w:r>
@@ -865,7 +1100,7 @@
         <w:pStyle w:val="berschrift2"/>
         <w:ind w:left="0"/>
       </w:pPr>
-      <w:bookmarkStart w:id="5" w:name="_Toc221180323"/>
+      <w:bookmarkStart w:id="5" w:name="_Toc221256828"/>
       <w:r>
         <w:t>1.6 Projektabgrenzung</w:t>
       </w:r>
@@ -877,7 +1112,7 @@
         <w:pStyle w:val="berschrift1"/>
         <w:ind w:left="0"/>
       </w:pPr>
-      <w:bookmarkStart w:id="6" w:name="_Toc221180324"/>
+      <w:bookmarkStart w:id="6" w:name="_Toc221256829"/>
       <w:r>
         <w:t>3 Analysephase</w:t>
       </w:r>
@@ -888,7 +1123,7 @@
         <w:pStyle w:val="berschrift2"/>
         <w:ind w:left="0"/>
       </w:pPr>
-      <w:bookmarkStart w:id="7" w:name="_Toc221180325"/>
+      <w:bookmarkStart w:id="7" w:name="_Toc221256830"/>
       <w:r>
         <w:t>3.1 Ist-Analyse</w:t>
       </w:r>
@@ -909,7 +1144,7 @@
         <w:pStyle w:val="berschrift1"/>
         <w:ind w:left="0"/>
       </w:pPr>
-      <w:bookmarkStart w:id="8" w:name="_Toc221180326"/>
+      <w:bookmarkStart w:id="8" w:name="_Toc221256831"/>
       <w:r>
         <w:t>4 Entwurfsphase</w:t>
       </w:r>
@@ -919,7 +1154,7 @@
       <w:pPr>
         <w:pStyle w:val="berschrift2"/>
       </w:pPr>
-      <w:bookmarkStart w:id="9" w:name="_Toc221180327"/>
+      <w:bookmarkStart w:id="9" w:name="_Toc221256832"/>
       <w:r>
         <w:t>4.1 Zielplattform</w:t>
       </w:r>
@@ -1029,17 +1264,21 @@
         <w:pStyle w:val="berschrift1"/>
         <w:ind w:left="0"/>
       </w:pPr>
+      <w:bookmarkStart w:id="10" w:name="_Toc221256833"/>
       <w:r>
         <w:t>5 Implementierungsphase</w:t>
       </w:r>
+      <w:bookmarkEnd w:id="10"/>
     </w:p>
     <w:p>
       <w:pPr>
         <w:pStyle w:val="berschrift2"/>
       </w:pPr>
+      <w:bookmarkStart w:id="11" w:name="_Toc221256834"/>
       <w:r>
         <w:t>5.1 Aufsetzen der Datenbank</w:t>
       </w:r>
+      <w:bookmarkEnd w:id="11"/>
     </w:p>
     <w:p>
       <w:r>
@@ -1081,9 +1320,11 @@
       <w:pPr>
         <w:pStyle w:val="berschrift2"/>
       </w:pPr>
+      <w:bookmarkStart w:id="12" w:name="_Toc221256835"/>
       <w:r>
         <w:t>5.2 Implementierung Datenbank</w:t>
       </w:r>
+      <w:bookmarkEnd w:id="12"/>
     </w:p>
     <w:p>
       <w:r>
@@ -2363,6 +2604,7 @@
   <w:style w:type="character" w:default="1" w:styleId="Absatz-Standardschriftart">
     <w:name w:val="Default Paragraph Font"/>
     <w:uiPriority w:val="1"/>
+    <w:semiHidden/>
     <w:unhideWhenUsed/>
   </w:style>
   <w:style w:type="table" w:default="1" w:styleId="NormaleTabelle">

--- a/documentation/documentation.docx
+++ b/documentation/documentation.docx
@@ -1305,7 +1305,13 @@
       </w:r>
       <w:proofErr w:type="spellEnd"/>
       <w:r>
-        <w:t xml:space="preserve"> erstellt. (siehe Quellcode Doku </w:t>
+        <w:t xml:space="preserve"> erstellt. (siehe Quellcode</w:t>
+      </w:r>
+      <w:r>
+        <w:t xml:space="preserve"> </w:t>
+      </w:r>
+      <w:r>
+        <w:t xml:space="preserve">Doku </w:t>
       </w:r>
       <w:proofErr w:type="spellStart"/>
       <w:r>
@@ -1328,44 +1334,28 @@
     </w:p>
     <w:p>
       <w:r>
-        <w:t>Die Datenbank wurde in</w:t>
-      </w:r>
-      <w:r>
-        <w:t xml:space="preserve"> MySQL über</w:t>
-      </w:r>
-      <w:r>
-        <w:t xml:space="preserve"> phpMyAdmin anhand des </w:t>
-      </w:r>
-      <w:r>
-        <w:t xml:space="preserve">Datenbankentwurfs </w:t>
-      </w:r>
-      <w:r>
-        <w:t>umgesetzt.</w:t>
-      </w:r>
-      <w:r>
-        <w:t xml:space="preserve"> </w:t>
-      </w:r>
-      <w:r>
-        <w:t xml:space="preserve">Für Die Datenbank wurde ein </w:t>
-      </w:r>
-      <w:r>
-        <w:t>Nutzer angelegt,</w:t>
-      </w:r>
-      <w:r>
-        <w:t xml:space="preserve"> der nur auf Routinen zugreifen </w:t>
-      </w:r>
-      <w:r>
-        <w:t>kann,</w:t>
-      </w:r>
-      <w:r>
-        <w:t xml:space="preserve"> dieser wurde den Clients zur Verfügung gestellt.</w:t>
-      </w:r>
-    </w:p>
-    <w:p>
-      <w:r>
-        <w:t>Es wurden Routinen erstellt und mit einer in C# geschriebenen API den Clients zur Verfügung gestellt.</w:t>
-      </w:r>
-    </w:p>
+        <w:t>Datenbank erstellt</w:t>
+      </w:r>
+    </w:p>
+    <w:p>
+      <w:r>
+        <w:t>Tabellen erstellt (Struktur beschreiben mit Bildern)</w:t>
+      </w:r>
+    </w:p>
+    <w:p>
+      <w:r>
+        <w:t>Routinen erstellt (</w:t>
+      </w:r>
+      <w:proofErr w:type="spellStart"/>
+      <w:r>
+        <w:t>kurzerklärung</w:t>
+      </w:r>
+      <w:proofErr w:type="spellEnd"/>
+      <w:r>
+        <w:t xml:space="preserve"> der Einzelnen Routinen)</w:t>
+      </w:r>
+    </w:p>
+    <w:p/>
     <w:sectPr>
       <w:headerReference w:type="default" r:id="rId8"/>
       <w:footerReference w:type="default" r:id="rId9"/>
